--- a/OS Project Progress log.docx
+++ b/OS Project Progress log.docx
@@ -10767,7 +10767,7 @@
         </w:rPr>
         <w:lastRenderedPageBreak/>
         <w:drawing>
-          <wp:anchor distT="0" distB="0" distL="114300" distR="114300" simplePos="0" relativeHeight="251661312" behindDoc="0" locked="0" layoutInCell="1" allowOverlap="1" wp14:anchorId="17C24459" wp14:editId="5C7CA314">
+          <wp:anchor distT="0" distB="0" distL="114300" distR="114300" simplePos="0" relativeHeight="251661312" behindDoc="0" locked="0" layoutInCell="1" allowOverlap="1" wp14:anchorId="17C24459" wp14:editId="1D1D0555">
             <wp:simplePos x="0" y="0"/>
             <wp:positionH relativeFrom="margin">
               <wp:align>left</wp:align>
@@ -10914,7 +10914,7 @@
           <w:noProof/>
         </w:rPr>
         <w:drawing>
-          <wp:anchor distT="0" distB="0" distL="114300" distR="114300" simplePos="0" relativeHeight="251662336" behindDoc="0" locked="0" layoutInCell="1" allowOverlap="1" wp14:anchorId="4F156C6F" wp14:editId="6D8D3023">
+          <wp:anchor distT="0" distB="0" distL="114300" distR="114300" simplePos="0" relativeHeight="251662336" behindDoc="0" locked="0" layoutInCell="1" allowOverlap="1" wp14:anchorId="4F156C6F" wp14:editId="13F0EF67">
             <wp:simplePos x="0" y="0"/>
             <wp:positionH relativeFrom="margin">
               <wp:align>right</wp:align>
@@ -11110,7 +11110,7 @@
         </w:rPr>
         <w:lastRenderedPageBreak/>
         <w:drawing>
-          <wp:anchor distT="0" distB="0" distL="114300" distR="114300" simplePos="0" relativeHeight="251663360" behindDoc="0" locked="0" layoutInCell="1" allowOverlap="1" wp14:anchorId="1378E3D7" wp14:editId="54F8F2F3">
+          <wp:anchor distT="0" distB="0" distL="114300" distR="114300" simplePos="0" relativeHeight="251663360" behindDoc="0" locked="0" layoutInCell="1" allowOverlap="1" wp14:anchorId="1378E3D7" wp14:editId="2D2F8AEA">
             <wp:simplePos x="0" y="0"/>
             <wp:positionH relativeFrom="column">
               <wp:posOffset>0</wp:posOffset>
@@ -11258,7 +11258,7 @@
           <w:noProof/>
         </w:rPr>
         <w:drawing>
-          <wp:anchor distT="0" distB="0" distL="114300" distR="114300" simplePos="0" relativeHeight="251664384" behindDoc="0" locked="0" layoutInCell="1" allowOverlap="1" wp14:anchorId="06DB4024" wp14:editId="148532C2">
+          <wp:anchor distT="0" distB="0" distL="114300" distR="114300" simplePos="0" relativeHeight="251664384" behindDoc="0" locked="0" layoutInCell="1" allowOverlap="1" wp14:anchorId="06DB4024" wp14:editId="163C9512">
             <wp:simplePos x="0" y="0"/>
             <wp:positionH relativeFrom="margin">
               <wp:align>left</wp:align>
@@ -11447,7 +11447,7 @@
         </w:rPr>
         <w:lastRenderedPageBreak/>
         <w:drawing>
-          <wp:anchor distT="0" distB="0" distL="114300" distR="114300" simplePos="0" relativeHeight="251665408" behindDoc="0" locked="0" layoutInCell="1" allowOverlap="1" wp14:anchorId="5CBDCBAA" wp14:editId="7CD8641A">
+          <wp:anchor distT="0" distB="0" distL="114300" distR="114300" simplePos="0" relativeHeight="251665408" behindDoc="0" locked="0" layoutInCell="1" allowOverlap="1" wp14:anchorId="5CBDCBAA" wp14:editId="6F7FD5DE">
             <wp:simplePos x="0" y="0"/>
             <wp:positionH relativeFrom="column">
               <wp:posOffset>0</wp:posOffset>
@@ -11613,7 +11613,7 @@
           <w:bCs/>
           <w:highlight w:val="cyan"/>
         </w:rPr>
-        <w:t>Eventually a rule will be added that i</w:t>
+        <w:t>In phase 5</w:t>
       </w:r>
       <w:r>
         <w:rPr>
@@ -11622,61 +11622,2321 @@
           <w:bCs/>
           <w:highlight w:val="cyan"/>
         </w:rPr>
-        <w:t>f a higher-priority process arrives while a lower-priority process is running,</w:t>
-      </w:r>
-      <w:r>
-        <w:rPr>
-          <w:rFonts w:ascii="Cambria Math" w:hAnsi="Cambria Math" w:cs="Cascadia Code"/>
-          <w:b/>
-          <w:bCs/>
+        <w:t xml:space="preserve"> a rule will be added that if a higher-priority process arrives while a lower-priority process is running, the lower-priority process will be immediately preempted.</w:t>
+      </w:r>
+    </w:p>
+    <w:p>
+      <w:pPr>
+        <w:tabs>
+          <w:tab w:val="left" w:pos="1276"/>
+        </w:tabs>
+        <w:rPr>
+          <w:rFonts w:ascii="Cambria Math" w:hAnsi="Cambria Math" w:cs="Cascadia Code"/>
+        </w:rPr>
+      </w:pPr>
+    </w:p>
+    <w:p>
+      <w:pPr>
+        <w:tabs>
+          <w:tab w:val="left" w:pos="1276"/>
+        </w:tabs>
+        <w:rPr>
+          <w:rFonts w:ascii="Cambria Math" w:hAnsi="Cambria Math" w:cs="Cascadia Code"/>
+        </w:rPr>
+      </w:pPr>
+    </w:p>
+    <w:p>
+      <w:pPr>
+        <w:tabs>
+          <w:tab w:val="left" w:pos="1276"/>
+        </w:tabs>
+        <w:rPr>
+          <w:rFonts w:ascii="Cambria Math" w:hAnsi="Cambria Math" w:cs="Cascadia Code"/>
+        </w:rPr>
+      </w:pPr>
+    </w:p>
+    <w:p>
+      <w:pPr>
+        <w:tabs>
+          <w:tab w:val="left" w:pos="1276"/>
+        </w:tabs>
+        <w:rPr>
+          <w:rFonts w:ascii="Cambria Math" w:hAnsi="Cambria Math" w:cs="Cascadia Code"/>
+        </w:rPr>
+      </w:pPr>
+    </w:p>
+    <w:p>
+      <w:pPr>
+        <w:tabs>
+          <w:tab w:val="left" w:pos="1276"/>
+        </w:tabs>
+        <w:rPr>
+          <w:rFonts w:ascii="Cambria Math" w:hAnsi="Cambria Math" w:cs="Cascadia Code"/>
+        </w:rPr>
+      </w:pPr>
+    </w:p>
+    <w:p>
+      <w:pPr>
+        <w:tabs>
+          <w:tab w:val="left" w:pos="1276"/>
+        </w:tabs>
+        <w:rPr>
+          <w:rFonts w:ascii="Cambria Math" w:hAnsi="Cambria Math" w:cs="Cascadia Code"/>
+        </w:rPr>
+      </w:pPr>
+    </w:p>
+    <w:p>
+      <w:pPr>
+        <w:tabs>
+          <w:tab w:val="left" w:pos="1276"/>
+        </w:tabs>
+        <w:rPr>
+          <w:rFonts w:ascii="Cambria Math" w:hAnsi="Cambria Math" w:cs="Cascadia Code"/>
+        </w:rPr>
+      </w:pPr>
+    </w:p>
+    <w:p>
+      <w:pPr>
+        <w:tabs>
+          <w:tab w:val="left" w:pos="1276"/>
+        </w:tabs>
+        <w:rPr>
+          <w:rFonts w:ascii="Cambria Math" w:hAnsi="Cambria Math" w:cs="Cascadia Code"/>
+        </w:rPr>
+      </w:pPr>
+    </w:p>
+    <w:p>
+      <w:pPr>
+        <w:tabs>
+          <w:tab w:val="left" w:pos="1276"/>
+        </w:tabs>
+        <w:rPr>
+          <w:rFonts w:ascii="Cambria Math" w:hAnsi="Cambria Math" w:cs="Cascadia Code"/>
+        </w:rPr>
+      </w:pPr>
+    </w:p>
+    <w:p>
+      <w:pPr>
+        <w:tabs>
+          <w:tab w:val="left" w:pos="1276"/>
+        </w:tabs>
+        <w:rPr>
+          <w:rFonts w:ascii="Cambria Math" w:hAnsi="Cambria Math" w:cs="Cascadia Code"/>
+        </w:rPr>
+      </w:pPr>
+    </w:p>
+    <w:p>
+      <w:pPr>
+        <w:tabs>
+          <w:tab w:val="left" w:pos="1276"/>
+        </w:tabs>
+        <w:rPr>
+          <w:rFonts w:ascii="Cambria Math" w:hAnsi="Cambria Math" w:cs="Cascadia Code"/>
+        </w:rPr>
+      </w:pPr>
+    </w:p>
+    <w:p>
+      <w:pPr>
+        <w:tabs>
+          <w:tab w:val="left" w:pos="1276"/>
+        </w:tabs>
+        <w:rPr>
+          <w:rFonts w:ascii="Cambria Math" w:hAnsi="Cambria Math" w:cs="Cascadia Code"/>
+        </w:rPr>
+      </w:pPr>
+    </w:p>
+    <w:p>
+      <w:pPr>
+        <w:tabs>
+          <w:tab w:val="left" w:pos="1276"/>
+        </w:tabs>
+        <w:rPr>
+          <w:rFonts w:ascii="Cambria Math" w:hAnsi="Cambria Math" w:cs="Cascadia Code"/>
+        </w:rPr>
+      </w:pPr>
+    </w:p>
+    <w:p>
+      <w:pPr>
+        <w:tabs>
+          <w:tab w:val="left" w:pos="1276"/>
+        </w:tabs>
+        <w:rPr>
+          <w:rFonts w:ascii="Cambria Math" w:hAnsi="Cambria Math" w:cs="Cascadia Code"/>
+        </w:rPr>
+      </w:pPr>
+    </w:p>
+    <w:p>
+      <w:pPr>
+        <w:tabs>
+          <w:tab w:val="left" w:pos="1276"/>
+        </w:tabs>
+        <w:rPr>
+          <w:rFonts w:ascii="Cambria Math" w:hAnsi="Cambria Math" w:cs="Cascadia Code"/>
+          <w:b/>
+          <w:bCs/>
+          <w:highlight w:val="yellow"/>
+          <w:u w:val="single"/>
+        </w:rPr>
+      </w:pPr>
+      <w:r>
+        <w:rPr>
+          <w:rFonts w:ascii="Cambria Math" w:hAnsi="Cambria Math" w:cs="Cascadia Code"/>
+          <w:b/>
+          <w:bCs/>
+          <w:highlight w:val="yellow"/>
+          <w:u w:val="single"/>
+        </w:rPr>
+        <w:lastRenderedPageBreak/>
+        <w:t>Phase 5</w:t>
+      </w:r>
+    </w:p>
+    <w:p>
+      <w:pPr>
+        <w:tabs>
+          <w:tab w:val="left" w:pos="1276"/>
+        </w:tabs>
+        <w:rPr>
+          <w:rFonts w:ascii="Cambria Math" w:hAnsi="Cambria Math" w:cs="Cascadia Code"/>
+          <w:b/>
+          <w:bCs/>
+          <w:u w:val="single"/>
+        </w:rPr>
+      </w:pPr>
+      <w:r>
+        <w:rPr>
+          <w:rFonts w:ascii="Cambria Math" w:hAnsi="Cambria Math" w:cs="Cascadia Code"/>
+          <w:b/>
+          <w:bCs/>
+          <w:highlight w:val="yellow"/>
+          <w:u w:val="single"/>
+        </w:rPr>
+        <w:t xml:space="preserve">Goal: Better Preemption + Gantt </w:t>
+      </w:r>
+      <w:r>
+        <w:rPr>
+          <w:rFonts w:ascii="Cambria Math" w:hAnsi="Cambria Math" w:cs="Cascadia Code"/>
+          <w:b/>
+          <w:bCs/>
+          <w:highlight w:val="yellow"/>
+          <w:u w:val="single"/>
+        </w:rPr>
+        <w:t>Chart Output</w:t>
+      </w:r>
+    </w:p>
+    <w:p>
+      <w:pPr>
+        <w:rPr>
+          <w:rFonts w:ascii="Cambria Math" w:hAnsi="Cambria Math" w:cs="Cascadia Code"/>
+        </w:rPr>
+      </w:pPr>
+      <w:r>
+        <w:rPr>
+          <w:rFonts w:ascii="Cambria Math" w:hAnsi="Cambria Math" w:cs="Cascadia Code"/>
+        </w:rPr>
+        <w:t xml:space="preserve">Right now, </w:t>
+      </w:r>
+      <w:r>
+        <w:rPr>
+          <w:rFonts w:ascii="Cambria Math" w:hAnsi="Cambria Math" w:cs="Cascadia Code"/>
+        </w:rPr>
+        <w:t xml:space="preserve">the </w:t>
+      </w:r>
+      <w:r>
+        <w:rPr>
+          <w:rFonts w:ascii="Cambria Math" w:hAnsi="Cambria Math" w:cs="Cascadia Code"/>
+        </w:rPr>
+        <w:t xml:space="preserve">scheduler preempts </w:t>
+      </w:r>
+      <w:r>
+        <w:rPr>
+          <w:rFonts w:ascii="Cambria Math" w:hAnsi="Cambria Math" w:cs="Cascadia Code"/>
+          <w:b/>
+          <w:bCs/>
+        </w:rPr>
+        <w:t>only when the time slice expires</w:t>
+      </w:r>
+    </w:p>
+    <w:p>
+      <w:pPr>
+        <w:rPr>
+          <w:rFonts w:ascii="Cambria Math" w:hAnsi="Cambria Math" w:cs="Cascadia Code"/>
+        </w:rPr>
+      </w:pPr>
+      <w:r>
+        <w:rPr>
+          <w:rFonts w:ascii="Cambria Math" w:hAnsi="Cambria Math" w:cs="Cascadia Code"/>
+        </w:rPr>
+        <w:t>In Phase 5, we add two important improvements:</w:t>
+      </w:r>
+    </w:p>
+    <w:p>
+      <w:pPr>
+        <w:numPr>
+          <w:ilvl w:val="0"/>
+          <w:numId w:val="18"/>
+        </w:numPr>
+        <w:rPr>
+          <w:rFonts w:ascii="Cambria Math" w:hAnsi="Cambria Math" w:cs="Cascadia Code"/>
+        </w:rPr>
+      </w:pPr>
+      <w:r>
+        <w:rPr>
+          <w:rFonts w:ascii="Cambria Math" w:hAnsi="Cambria Math" w:cs="Cascadia Code"/>
+          <w:b/>
+          <w:bCs/>
+        </w:rPr>
+        <w:t>Priority-arrival preemption</w:t>
+      </w:r>
+    </w:p>
+    <w:p>
+      <w:pPr>
+        <w:ind w:left="720"/>
+        <w:rPr>
+          <w:rFonts w:ascii="Cambria Math" w:hAnsi="Cambria Math" w:cs="Cascadia Code"/>
+        </w:rPr>
+      </w:pPr>
+      <w:r>
+        <w:rPr>
+          <w:rFonts w:ascii="Cambria Math" w:hAnsi="Cambria Math" w:cs="Cascadia Code"/>
+        </w:rPr>
+        <w:t>If a higher-priority process arrives while a lower-priority process is running, the lower-priority process should be preempted immediately.</w:t>
+      </w:r>
+    </w:p>
+    <w:p>
+      <w:pPr>
+        <w:pStyle w:val="ListParagraph"/>
+        <w:numPr>
+          <w:ilvl w:val="0"/>
+          <w:numId w:val="18"/>
+        </w:numPr>
+        <w:rPr>
+          <w:rFonts w:ascii="Cambria Math" w:hAnsi="Cambria Math" w:cs="Cascadia Code"/>
+        </w:rPr>
+      </w:pPr>
+      <w:r>
+        <w:rPr>
+          <w:rFonts w:ascii="Cambria Math" w:hAnsi="Cambria Math" w:cs="Cascadia Code"/>
+          <w:b/>
+          <w:bCs/>
+        </w:rPr>
+        <w:t xml:space="preserve">Gantt </w:t>
+      </w:r>
+      <w:r>
+        <w:rPr>
+          <w:rFonts w:ascii="Cambria Math" w:hAnsi="Cambria Math" w:cs="Cascadia Code"/>
+          <w:b/>
+          <w:bCs/>
+        </w:rPr>
+        <w:t>Chart</w:t>
+      </w:r>
+    </w:p>
+    <w:p>
+      <w:pPr>
+        <w:pStyle w:val="ListParagraph"/>
+        <w:rPr>
+          <w:rFonts w:ascii="Cambria Math" w:hAnsi="Cambria Math" w:cs="Cascadia Code"/>
+        </w:rPr>
+      </w:pPr>
+      <w:r>
+        <w:rPr>
+          <w:rFonts w:ascii="Cambria Math" w:hAnsi="Cambria Math" w:cs="Cascadia Code"/>
+        </w:rPr>
+        <w:t>Instead of only printing long tick-by-tick logs, we also store which process ran at each tick and print a clean execution trace at the end.</w:t>
+      </w:r>
+    </w:p>
+    <w:p>
+      <w:pPr>
+        <w:rPr>
+          <w:rFonts w:ascii="Cambria Math" w:hAnsi="Cambria Math" w:cs="Cascadia Code"/>
+        </w:rPr>
+      </w:pPr>
+    </w:p>
+    <w:p>
+      <w:pPr>
+        <w:rPr>
+          <w:rFonts w:ascii="Cambria Math" w:hAnsi="Cambria Math" w:cs="Cascadia Code"/>
+        </w:rPr>
+      </w:pPr>
+      <w:r>
+        <w:rPr>
+          <w:rFonts w:ascii="Cambria Math" w:hAnsi="Cambria Math" w:cs="Cascadia Code"/>
+        </w:rPr>
+        <w:t>Things added:</w:t>
+      </w:r>
+    </w:p>
+    <w:p>
+      <w:pPr>
+        <w:pStyle w:val="ListParagraph"/>
+        <w:numPr>
+          <w:ilvl w:val="0"/>
+          <w:numId w:val="20"/>
+        </w:numPr>
+        <w:rPr>
+          <w:rFonts w:ascii="Cambria Math" w:hAnsi="Cambria Math" w:cs="Cascadia Code"/>
+          <w:u w:val="single"/>
+        </w:rPr>
+      </w:pPr>
+      <w:r>
+        <w:rPr>
+          <w:rFonts w:ascii="Cambria Math" w:hAnsi="Cambria Math" w:cs="Cascadia Code"/>
+          <w:u w:val="single"/>
+        </w:rPr>
+        <w:t xml:space="preserve">Gantt chart array </w:t>
+      </w:r>
+    </w:p>
+    <w:p>
+      <w:pPr>
+        <w:pStyle w:val="ListParagraph"/>
+        <w:rPr>
+          <w:rFonts w:ascii="Cambria Math" w:hAnsi="Cambria Math" w:cs="Cascadia Code"/>
+        </w:rPr>
+      </w:pPr>
+      <w:r>
+        <w:rPr>
+          <w:rFonts w:ascii="Cascadia Code" w:hAnsi="Cascadia Code" w:cs="Cascadia Code"/>
+          <w:b/>
+          <w:bCs/>
+          <w:color w:val="FF0000"/>
+          <w:sz w:val="20"/>
+          <w:szCs w:val="20"/>
+        </w:rPr>
+        <w:t xml:space="preserve">int </w:t>
+      </w:r>
+      <w:proofErr w:type="spellStart"/>
+      <w:proofErr w:type="gramStart"/>
+      <w:r>
+        <w:rPr>
+          <w:rFonts w:ascii="Cascadia Code" w:hAnsi="Cascadia Code" w:cs="Cascadia Code"/>
+          <w:b/>
+          <w:bCs/>
+          <w:color w:val="FF0000"/>
+          <w:sz w:val="20"/>
+          <w:szCs w:val="20"/>
+        </w:rPr>
+        <w:t>ganttChart</w:t>
+      </w:r>
+      <w:proofErr w:type="spellEnd"/>
+      <w:r>
+        <w:rPr>
+          <w:rFonts w:ascii="Cascadia Code" w:hAnsi="Cascadia Code" w:cs="Cascadia Code"/>
+          <w:b/>
+          <w:bCs/>
+          <w:color w:val="FF0000"/>
+          <w:sz w:val="20"/>
+          <w:szCs w:val="20"/>
+        </w:rPr>
+        <w:t>[</w:t>
+      </w:r>
+      <w:proofErr w:type="gramEnd"/>
+      <w:r>
+        <w:rPr>
+          <w:rFonts w:ascii="Cascadia Code" w:hAnsi="Cascadia Code" w:cs="Cascadia Code"/>
+          <w:b/>
+          <w:bCs/>
+          <w:color w:val="FF0000"/>
+          <w:sz w:val="20"/>
+          <w:szCs w:val="20"/>
+        </w:rPr>
+        <w:t>1000];</w:t>
+      </w:r>
+      <w:r>
+        <w:rPr>
+          <w:rFonts w:ascii="Cambria Math" w:hAnsi="Cambria Math" w:cs="Cascadia Code"/>
+        </w:rPr>
+        <w:tab/>
+      </w:r>
+      <w:r>
+        <w:rPr>
+          <w:rFonts w:ascii="Cambria Math" w:hAnsi="Cambria Math" w:cs="Cascadia Code"/>
+        </w:rPr>
+        <w:sym w:font="Wingdings" w:char="F0E8"/>
+      </w:r>
+      <w:r>
+        <w:rPr>
+          <w:rFonts w:ascii="Cambria Math" w:hAnsi="Cambria Math" w:cs="Cascadia Code"/>
+        </w:rPr>
+        <w:t xml:space="preserve"> an integer array that stores which process ran at each tick</w:t>
+      </w:r>
+    </w:p>
+    <w:p>
+      <w:pPr>
+        <w:pStyle w:val="ListParagraph"/>
+        <w:rPr>
+          <w:rFonts w:ascii="Cambria Math" w:hAnsi="Cambria Math" w:cs="Cascadia Code"/>
+        </w:rPr>
+      </w:pPr>
+      <w:r>
+        <w:rPr>
+          <w:rFonts w:ascii="Cambria Math" w:hAnsi="Cambria Math" w:cs="Cascadia Code"/>
+        </w:rPr>
+        <w:tab/>
+      </w:r>
+      <w:r>
+        <w:rPr>
+          <w:rFonts w:ascii="Cambria Math" w:hAnsi="Cambria Math" w:cs="Cascadia Code"/>
+        </w:rPr>
+        <w:tab/>
+      </w:r>
+      <w:r>
+        <w:rPr>
+          <w:rFonts w:ascii="Cambria Math" w:hAnsi="Cambria Math" w:cs="Cascadia Code"/>
+        </w:rPr>
+        <w:tab/>
+      </w:r>
+      <w:r>
+        <w:rPr>
+          <w:rFonts w:ascii="Cambria Math" w:hAnsi="Cambria Math" w:cs="Cascadia Code"/>
+        </w:rPr>
+        <w:tab/>
+        <w:t xml:space="preserve">      (it records the </w:t>
+      </w:r>
+      <w:r>
+        <w:rPr>
+          <w:rFonts w:ascii="Cambria Math" w:hAnsi="Cambria Math" w:cs="Cascadia Code"/>
+          <w:b/>
+          <w:bCs/>
+        </w:rPr>
+        <w:t>scheduler’s execution history</w:t>
+      </w:r>
+      <w:r>
+        <w:rPr>
+          <w:rFonts w:ascii="Cambria Math" w:hAnsi="Cambria Math" w:cs="Cascadia Code"/>
+        </w:rPr>
+        <w:t>)</w:t>
+      </w:r>
+    </w:p>
+    <w:p>
+      <w:pPr>
+        <w:pStyle w:val="ListParagraph"/>
+        <w:rPr>
+          <w:rFonts w:ascii="Cambria Math" w:hAnsi="Cambria Math" w:cs="Cascadia Code"/>
+        </w:rPr>
+      </w:pPr>
+    </w:p>
+    <w:p>
+      <w:pPr>
+        <w:pStyle w:val="ListParagraph"/>
+        <w:rPr>
+          <w:rFonts w:ascii="Cambria Math" w:hAnsi="Cambria Math" w:cs="Cascadia Code"/>
+        </w:rPr>
+      </w:pPr>
+      <w:r>
+        <w:rPr>
+          <w:rFonts w:ascii="Cascadia Code" w:hAnsi="Cascadia Code" w:cs="Cascadia Code"/>
+          <w:b/>
+          <w:bCs/>
+          <w:color w:val="FF0000"/>
+          <w:sz w:val="20"/>
+          <w:szCs w:val="20"/>
+        </w:rPr>
+        <w:t xml:space="preserve">int </w:t>
+      </w:r>
+      <w:proofErr w:type="spellStart"/>
+      <w:r>
+        <w:rPr>
+          <w:rFonts w:ascii="Cascadia Code" w:hAnsi="Cascadia Code" w:cs="Cascadia Code"/>
+          <w:b/>
+          <w:bCs/>
+          <w:color w:val="FF0000"/>
+          <w:sz w:val="20"/>
+          <w:szCs w:val="20"/>
+        </w:rPr>
+        <w:t>ganttSize</w:t>
+      </w:r>
+      <w:proofErr w:type="spellEnd"/>
+      <w:r>
+        <w:rPr>
+          <w:rFonts w:ascii="Cascadia Code" w:hAnsi="Cascadia Code" w:cs="Cascadia Code"/>
+          <w:b/>
+          <w:bCs/>
+          <w:color w:val="FF0000"/>
+          <w:sz w:val="20"/>
+          <w:szCs w:val="20"/>
+        </w:rPr>
+        <w:t xml:space="preserve"> = 0;</w:t>
+      </w:r>
+      <w:r>
+        <w:rPr>
+          <w:rFonts w:ascii="Cambria Math" w:hAnsi="Cambria Math" w:cs="Cascadia Code"/>
+        </w:rPr>
+        <w:tab/>
+      </w:r>
+      <w:r>
+        <w:rPr>
+          <w:rFonts w:ascii="Cambria Math" w:hAnsi="Cambria Math" w:cs="Cascadia Code"/>
+        </w:rPr>
+        <w:tab/>
+      </w:r>
+      <w:r>
+        <w:rPr>
+          <w:rFonts w:ascii="Cambria Math" w:hAnsi="Cambria Math" w:cs="Cascadia Code"/>
+        </w:rPr>
+        <w:sym w:font="Wingdings" w:char="F0E8"/>
+      </w:r>
+      <w:r>
+        <w:rPr>
+          <w:rFonts w:ascii="Cambria Math" w:hAnsi="Cambria Math" w:cs="Cascadia Code"/>
+        </w:rPr>
+        <w:t xml:space="preserve"> </w:t>
+      </w:r>
+      <w:r>
+        <w:rPr>
+          <w:rFonts w:ascii="Cambria Math" w:hAnsi="Cambria Math" w:cs="Cascadia Code"/>
+        </w:rPr>
+        <w:t xml:space="preserve">Keeps track of </w:t>
+      </w:r>
+      <w:r>
+        <w:rPr>
+          <w:rFonts w:ascii="Cambria Math" w:hAnsi="Cambria Math" w:cs="Cascadia Code"/>
+          <w:b/>
+          <w:bCs/>
+        </w:rPr>
+        <w:t>how many entries have been added</w:t>
+      </w:r>
+      <w:r>
+        <w:rPr>
+          <w:rFonts w:ascii="Cambria Math" w:hAnsi="Cambria Math" w:cs="Cascadia Code"/>
+        </w:rPr>
+        <w:t xml:space="preserve"> </w:t>
+      </w:r>
+    </w:p>
+    <w:p>
+      <w:pPr>
+        <w:pStyle w:val="ListParagraph"/>
+        <w:tabs>
+          <w:tab w:val="left" w:pos="4620"/>
+        </w:tabs>
+        <w:rPr>
+          <w:rFonts w:ascii="Cambria Math" w:hAnsi="Cambria Math" w:cs="Cascadia Code"/>
+        </w:rPr>
+      </w:pPr>
+      <w:r>
+        <w:rPr>
+          <w:rFonts w:ascii="Cambria Math" w:hAnsi="Cambria Math" w:cs="Cascadia Code"/>
+        </w:rPr>
+        <w:t xml:space="preserve">                                                            </w:t>
+      </w:r>
+      <w:r>
+        <w:rPr>
+          <w:rFonts w:ascii="Cambria Math" w:hAnsi="Cambria Math" w:cs="Cascadia Code"/>
+        </w:rPr>
+        <w:t>Every time one tick happens, we do something like:</w:t>
+      </w:r>
+    </w:p>
+    <w:p>
+      <w:pPr>
+        <w:pStyle w:val="ListParagraph"/>
+        <w:tabs>
+          <w:tab w:val="left" w:pos="4620"/>
+        </w:tabs>
+        <w:rPr>
+          <w:rFonts w:ascii="Cambria Math" w:hAnsi="Cambria Math" w:cs="Cascadia Code"/>
+        </w:rPr>
+      </w:pPr>
+    </w:p>
+    <w:p>
+      <w:pPr>
+        <w:pStyle w:val="ListParagraph"/>
+        <w:tabs>
+          <w:tab w:val="left" w:pos="4620"/>
+        </w:tabs>
+        <w:rPr>
+          <w:rFonts w:ascii="Cascadia Code" w:hAnsi="Cascadia Code" w:cs="Cascadia Code"/>
+          <w:b/>
+          <w:bCs/>
+          <w:color w:val="FF0000"/>
+          <w:sz w:val="20"/>
+          <w:szCs w:val="20"/>
+        </w:rPr>
+      </w:pPr>
+      <w:r>
+        <w:rPr>
+          <w:rFonts w:ascii="Cambria Math" w:hAnsi="Cambria Math" w:cs="Cascadia Code"/>
+        </w:rPr>
+        <w:t xml:space="preserve">                                                            </w:t>
+      </w:r>
+      <w:proofErr w:type="spellStart"/>
+      <w:r>
+        <w:rPr>
+          <w:rFonts w:ascii="Cascadia Code" w:hAnsi="Cascadia Code" w:cs="Cascadia Code"/>
+          <w:b/>
+          <w:bCs/>
+          <w:color w:val="FF0000"/>
+          <w:sz w:val="20"/>
+          <w:szCs w:val="20"/>
+        </w:rPr>
+        <w:t>ganttChart</w:t>
+      </w:r>
+      <w:proofErr w:type="spellEnd"/>
+      <w:r>
+        <w:rPr>
+          <w:rFonts w:ascii="Cascadia Code" w:hAnsi="Cascadia Code" w:cs="Cascadia Code"/>
+          <w:b/>
+          <w:bCs/>
+          <w:color w:val="FF0000"/>
+          <w:sz w:val="20"/>
+          <w:szCs w:val="20"/>
+        </w:rPr>
+        <w:t>[</w:t>
+      </w:r>
+      <w:proofErr w:type="spellStart"/>
+      <w:r>
+        <w:rPr>
+          <w:rFonts w:ascii="Cascadia Code" w:hAnsi="Cascadia Code" w:cs="Cascadia Code"/>
+          <w:b/>
+          <w:bCs/>
+          <w:color w:val="FF0000"/>
+          <w:sz w:val="20"/>
+          <w:szCs w:val="20"/>
+        </w:rPr>
+        <w:t>ganttSize</w:t>
+      </w:r>
+      <w:proofErr w:type="spellEnd"/>
+      <w:r>
+        <w:rPr>
+          <w:rFonts w:ascii="Cascadia Code" w:hAnsi="Cascadia Code" w:cs="Cascadia Code"/>
+          <w:b/>
+          <w:bCs/>
+          <w:color w:val="FF0000"/>
+          <w:sz w:val="20"/>
+          <w:szCs w:val="20"/>
+        </w:rPr>
+        <w:t xml:space="preserve">++] = </w:t>
+      </w:r>
+      <w:proofErr w:type="spellStart"/>
+      <w:r>
+        <w:rPr>
+          <w:rFonts w:ascii="Cascadia Code" w:hAnsi="Cascadia Code" w:cs="Cascadia Code"/>
+          <w:b/>
+          <w:bCs/>
+          <w:color w:val="FF0000"/>
+          <w:sz w:val="20"/>
+          <w:szCs w:val="20"/>
+        </w:rPr>
+        <w:t>currentPid</w:t>
+      </w:r>
+      <w:proofErr w:type="spellEnd"/>
+      <w:r>
+        <w:rPr>
+          <w:rFonts w:ascii="Cascadia Code" w:hAnsi="Cascadia Code" w:cs="Cascadia Code"/>
+          <w:b/>
+          <w:bCs/>
+          <w:color w:val="FF0000"/>
+          <w:sz w:val="20"/>
+          <w:szCs w:val="20"/>
+        </w:rPr>
+        <w:t>;</w:t>
+      </w:r>
+    </w:p>
+    <w:p>
+      <w:pPr>
+        <w:pStyle w:val="ListParagraph"/>
+        <w:tabs>
+          <w:tab w:val="left" w:pos="4620"/>
+        </w:tabs>
+        <w:rPr>
+          <w:rFonts w:ascii="Cascadia Code" w:hAnsi="Cascadia Code" w:cs="Cascadia Code"/>
+          <w:b/>
+          <w:bCs/>
+          <w:sz w:val="20"/>
+          <w:szCs w:val="20"/>
+        </w:rPr>
+      </w:pPr>
+    </w:p>
+    <w:p>
+      <w:pPr>
+        <w:pStyle w:val="ListParagraph"/>
+        <w:rPr>
+          <w:rFonts w:ascii="Cambria Math" w:hAnsi="Cambria Math" w:cs="Cascadia Code"/>
+        </w:rPr>
+      </w:pPr>
+      <w:r>
+        <w:rPr>
+          <w:rFonts w:ascii="Cambria Math" w:hAnsi="Cambria Math" w:cs="Cascadia Code"/>
+        </w:rPr>
+        <w:tab/>
+      </w:r>
+      <w:r>
+        <w:rPr>
+          <w:rFonts w:ascii="Cambria Math" w:hAnsi="Cambria Math" w:cs="Cascadia Code"/>
+        </w:rPr>
+        <w:tab/>
+      </w:r>
+      <w:r>
+        <w:rPr>
+          <w:rFonts w:ascii="Cambria Math" w:hAnsi="Cambria Math" w:cs="Cascadia Code"/>
+        </w:rPr>
+        <w:tab/>
+      </w:r>
+      <w:r>
+        <w:rPr>
+          <w:rFonts w:ascii="Cambria Math" w:hAnsi="Cambria Math" w:cs="Cascadia Code"/>
+        </w:rPr>
+        <w:tab/>
+        <w:t xml:space="preserve">      it stores the current process ID in the next empty slot and increases </w:t>
+      </w:r>
+      <w:r>
+        <w:rPr>
+          <w:rFonts w:ascii="Cambria Math" w:hAnsi="Cambria Math" w:cs="Cascadia Code"/>
+        </w:rPr>
+        <w:tab/>
+      </w:r>
+      <w:r>
+        <w:rPr>
+          <w:rFonts w:ascii="Cambria Math" w:hAnsi="Cambria Math" w:cs="Cascadia Code"/>
+        </w:rPr>
+        <w:tab/>
+      </w:r>
+      <w:r>
+        <w:rPr>
+          <w:rFonts w:ascii="Cambria Math" w:hAnsi="Cambria Math" w:cs="Cascadia Code"/>
+        </w:rPr>
+        <w:tab/>
+      </w:r>
+      <w:r>
+        <w:rPr>
+          <w:rFonts w:ascii="Cambria Math" w:hAnsi="Cambria Math" w:cs="Cascadia Code"/>
+        </w:rPr>
+        <w:tab/>
+        <w:t xml:space="preserve">      </w:t>
+      </w:r>
+      <w:proofErr w:type="spellStart"/>
+      <w:r>
+        <w:rPr>
+          <w:rFonts w:ascii="Cascadia Code" w:hAnsi="Cascadia Code" w:cs="Cascadia Code"/>
+          <w:b/>
+          <w:bCs/>
+          <w:color w:val="FF0000"/>
+          <w:sz w:val="20"/>
+          <w:szCs w:val="20"/>
+        </w:rPr>
+        <w:t>ganttSize</w:t>
+      </w:r>
+      <w:proofErr w:type="spellEnd"/>
+      <w:r>
+        <w:rPr>
+          <w:rFonts w:ascii="Cambria Math" w:hAnsi="Cambria Math" w:cs="Cascadia Code"/>
+        </w:rPr>
+        <w:t xml:space="preserve"> by 1</w:t>
+      </w:r>
+      <w:r>
+        <w:rPr>
+          <w:rFonts w:ascii="Cambria Math" w:hAnsi="Cambria Math" w:cs="Cascadia Code"/>
+        </w:rPr>
+        <w:tab/>
+      </w:r>
+      <w:r>
+        <w:rPr>
+          <w:rFonts w:ascii="Cambria Math" w:hAnsi="Cambria Math" w:cs="Cascadia Code"/>
+        </w:rPr>
+        <w:tab/>
+      </w:r>
+    </w:p>
+    <w:p>
+      <w:pPr>
+        <w:pStyle w:val="ListParagraph"/>
+        <w:rPr>
+          <w:rFonts w:ascii="Cambria Math" w:hAnsi="Cambria Math" w:cs="Cascadia Code"/>
+        </w:rPr>
+      </w:pPr>
+      <w:r>
+        <w:rPr>
+          <w:rFonts w:ascii="Cambria Math" w:hAnsi="Cambria Math" w:cs="Cascadia Code"/>
+        </w:rPr>
+        <w:tab/>
+      </w:r>
+      <w:r>
+        <w:rPr>
+          <w:rFonts w:ascii="Cambria Math" w:hAnsi="Cambria Math" w:cs="Cascadia Code"/>
+        </w:rPr>
+        <w:tab/>
+        <w:t xml:space="preserve">      </w:t>
+      </w:r>
+    </w:p>
+    <w:p>
+      <w:pPr>
+        <w:pStyle w:val="ListParagraph"/>
+        <w:numPr>
+          <w:ilvl w:val="0"/>
+          <w:numId w:val="20"/>
+        </w:numPr>
+        <w:rPr>
+          <w:rFonts w:ascii="Cambria Math" w:hAnsi="Cambria Math" w:cs="Cascadia Code"/>
+          <w:u w:val="single"/>
+        </w:rPr>
+      </w:pPr>
+      <w:r>
+        <w:rPr>
+          <w:rFonts w:ascii="Cambria Math" w:hAnsi="Cambria Math" w:cs="Cascadia Code"/>
+          <w:u w:val="single"/>
+        </w:rPr>
+        <w:t xml:space="preserve">Helper function to check if a </w:t>
+      </w:r>
+      <w:r>
+        <w:rPr>
+          <w:rFonts w:ascii="Cambria Math" w:hAnsi="Cambria Math" w:cs="Cascadia Code"/>
+          <w:b/>
+          <w:bCs/>
+          <w:u w:val="single"/>
+        </w:rPr>
+        <w:t>higher priority process i</w:t>
+      </w:r>
+      <w:r>
+        <w:rPr>
+          <w:rFonts w:ascii="Cambria Math" w:hAnsi="Cambria Math" w:cs="Cascadia Code"/>
+          <w:b/>
+          <w:bCs/>
+          <w:u w:val="single"/>
+        </w:rPr>
+        <w:t>s</w:t>
+      </w:r>
+      <w:r>
+        <w:rPr>
+          <w:rFonts w:ascii="Cambria Math" w:hAnsi="Cambria Math" w:cs="Cascadia Code"/>
+          <w:b/>
+          <w:bCs/>
+          <w:u w:val="single"/>
+        </w:rPr>
+        <w:t xml:space="preserve"> waiting</w:t>
+      </w:r>
+    </w:p>
+    <w:p>
+      <w:pPr>
+        <w:pStyle w:val="ListParagraph"/>
+        <w:rPr>
+          <w:rFonts w:ascii="Cambria Math" w:hAnsi="Cambria Math" w:cs="Cascadia Code"/>
+          <w:u w:val="single"/>
+        </w:rPr>
+      </w:pPr>
+    </w:p>
+    <w:p>
+      <w:pPr>
+        <w:pStyle w:val="ListParagraph"/>
+        <w:rPr>
+          <w:rFonts w:ascii="Cascadia Code" w:hAnsi="Cascadia Code" w:cs="Cascadia Code"/>
+          <w:b/>
+          <w:bCs/>
+          <w:color w:val="FF0000"/>
+          <w:sz w:val="20"/>
+          <w:szCs w:val="20"/>
+        </w:rPr>
+      </w:pPr>
+      <w:r>
+        <w:rPr>
+          <w:rFonts w:ascii="Cascadia Code" w:hAnsi="Cascadia Code" w:cs="Cascadia Code"/>
+          <w:b/>
+          <w:bCs/>
+          <w:color w:val="FF0000"/>
+          <w:sz w:val="20"/>
+          <w:szCs w:val="20"/>
+        </w:rPr>
+        <w:t xml:space="preserve">int </w:t>
+      </w:r>
+      <w:proofErr w:type="spellStart"/>
+      <w:proofErr w:type="gramStart"/>
+      <w:r>
+        <w:rPr>
+          <w:rFonts w:ascii="Cascadia Code" w:hAnsi="Cascadia Code" w:cs="Cascadia Code"/>
+          <w:b/>
+          <w:bCs/>
+          <w:color w:val="FF0000"/>
+          <w:sz w:val="20"/>
+          <w:szCs w:val="20"/>
+        </w:rPr>
+        <w:t>hasHigherPriorityProcess</w:t>
+      </w:r>
+      <w:proofErr w:type="spellEnd"/>
+      <w:r>
+        <w:rPr>
+          <w:rFonts w:ascii="Cascadia Code" w:hAnsi="Cascadia Code" w:cs="Cascadia Code"/>
+          <w:b/>
+          <w:bCs/>
+          <w:color w:val="FF0000"/>
+          <w:sz w:val="20"/>
+          <w:szCs w:val="20"/>
+        </w:rPr>
+        <w:t>(</w:t>
+      </w:r>
+      <w:proofErr w:type="gramEnd"/>
+      <w:r>
+        <w:rPr>
+          <w:rFonts w:ascii="Cascadia Code" w:hAnsi="Cascadia Code" w:cs="Cascadia Code"/>
+          <w:b/>
+          <w:bCs/>
+          <w:color w:val="FF0000"/>
+          <w:sz w:val="20"/>
+          <w:szCs w:val="20"/>
+        </w:rPr>
+        <w:t xml:space="preserve">Queue </w:t>
+      </w:r>
+      <w:proofErr w:type="spellStart"/>
+      <w:r>
+        <w:rPr>
+          <w:rFonts w:ascii="Cascadia Code" w:hAnsi="Cascadia Code" w:cs="Cascadia Code"/>
+          <w:b/>
+          <w:bCs/>
+          <w:color w:val="FF0000"/>
+          <w:sz w:val="20"/>
+          <w:szCs w:val="20"/>
+        </w:rPr>
+        <w:t>readyQueues</w:t>
+      </w:r>
+      <w:proofErr w:type="spellEnd"/>
+      <w:r>
+        <w:rPr>
+          <w:rFonts w:ascii="Cascadia Code" w:hAnsi="Cascadia Code" w:cs="Cascadia Code"/>
+          <w:b/>
+          <w:bCs/>
+          <w:color w:val="FF0000"/>
+          <w:sz w:val="20"/>
+          <w:szCs w:val="20"/>
+        </w:rPr>
+        <w:t xml:space="preserve">[], int </w:t>
+      </w:r>
+      <w:proofErr w:type="spellStart"/>
+      <w:r>
+        <w:rPr>
+          <w:rFonts w:ascii="Cascadia Code" w:hAnsi="Cascadia Code" w:cs="Cascadia Code"/>
+          <w:b/>
+          <w:bCs/>
+          <w:color w:val="FF0000"/>
+          <w:sz w:val="20"/>
+          <w:szCs w:val="20"/>
+        </w:rPr>
+        <w:t>currentPriority</w:t>
+      </w:r>
+      <w:proofErr w:type="spellEnd"/>
+      <w:r>
+        <w:rPr>
+          <w:rFonts w:ascii="Cascadia Code" w:hAnsi="Cascadia Code" w:cs="Cascadia Code"/>
+          <w:b/>
+          <w:bCs/>
+          <w:color w:val="FF0000"/>
+          <w:sz w:val="20"/>
+          <w:szCs w:val="20"/>
+        </w:rPr>
+        <w:t>) {</w:t>
+      </w:r>
+      <w:r>
+        <w:rPr>
+          <w:rFonts w:ascii="Cascadia Code" w:hAnsi="Cascadia Code" w:cs="Cascadia Code"/>
+          <w:b/>
+          <w:bCs/>
+          <w:color w:val="FF0000"/>
+          <w:sz w:val="20"/>
+          <w:szCs w:val="20"/>
+        </w:rPr>
+        <w:br/>
+      </w:r>
+      <w:r>
+        <w:rPr>
+          <w:rFonts w:ascii="Cascadia Code" w:hAnsi="Cascadia Code" w:cs="Cascadia Code"/>
+          <w:b/>
+          <w:bCs/>
+          <w:color w:val="FF0000"/>
+          <w:sz w:val="20"/>
+          <w:szCs w:val="20"/>
+        </w:rPr>
+        <w:t xml:space="preserve">       </w:t>
+      </w:r>
+      <w:r>
+        <w:rPr>
+          <w:rFonts w:ascii="Cascadia Code" w:hAnsi="Cascadia Code" w:cs="Cascadia Code"/>
+          <w:b/>
+          <w:bCs/>
+          <w:color w:val="FF0000"/>
+          <w:sz w:val="20"/>
+          <w:szCs w:val="20"/>
+        </w:rPr>
+        <w:t xml:space="preserve">for (int p = PRIORITY_LEVELS - 1; p &gt; </w:t>
+      </w:r>
+      <w:proofErr w:type="spellStart"/>
+      <w:r>
+        <w:rPr>
+          <w:rFonts w:ascii="Cascadia Code" w:hAnsi="Cascadia Code" w:cs="Cascadia Code"/>
+          <w:b/>
+          <w:bCs/>
+          <w:color w:val="FF0000"/>
+          <w:sz w:val="20"/>
+          <w:szCs w:val="20"/>
+        </w:rPr>
+        <w:t>currentPriority</w:t>
+      </w:r>
+      <w:proofErr w:type="spellEnd"/>
+      <w:r>
+        <w:rPr>
+          <w:rFonts w:ascii="Cascadia Code" w:hAnsi="Cascadia Code" w:cs="Cascadia Code"/>
+          <w:b/>
+          <w:bCs/>
+          <w:color w:val="FF0000"/>
+          <w:sz w:val="20"/>
+          <w:szCs w:val="20"/>
+        </w:rPr>
+        <w:t>; p--) {</w:t>
+      </w:r>
+      <w:r>
+        <w:rPr>
+          <w:rFonts w:ascii="Cascadia Code" w:hAnsi="Cascadia Code" w:cs="Cascadia Code"/>
+          <w:b/>
+          <w:bCs/>
+          <w:color w:val="FF0000"/>
+          <w:sz w:val="20"/>
+          <w:szCs w:val="20"/>
+        </w:rPr>
+        <w:br/>
+      </w:r>
+      <w:r>
+        <w:rPr>
+          <w:rFonts w:ascii="Cascadia Code" w:hAnsi="Cascadia Code" w:cs="Cascadia Code"/>
+          <w:b/>
+          <w:bCs/>
+          <w:color w:val="FF0000"/>
+          <w:sz w:val="20"/>
+          <w:szCs w:val="20"/>
+        </w:rPr>
+        <w:t xml:space="preserve">               </w:t>
+      </w:r>
+      <w:r>
+        <w:rPr>
+          <w:rFonts w:ascii="Cascadia Code" w:hAnsi="Cascadia Code" w:cs="Cascadia Code"/>
+          <w:b/>
+          <w:bCs/>
+          <w:color w:val="FF0000"/>
+          <w:sz w:val="20"/>
+          <w:szCs w:val="20"/>
+        </w:rPr>
+        <w:t>if (!</w:t>
+      </w:r>
+      <w:proofErr w:type="spellStart"/>
+      <w:r>
+        <w:rPr>
+          <w:rFonts w:ascii="Cascadia Code" w:hAnsi="Cascadia Code" w:cs="Cascadia Code"/>
+          <w:b/>
+          <w:bCs/>
+          <w:color w:val="FF0000"/>
+          <w:sz w:val="20"/>
+          <w:szCs w:val="20"/>
+        </w:rPr>
+        <w:t>isEmpty</w:t>
+      </w:r>
+      <w:proofErr w:type="spellEnd"/>
+      <w:r>
+        <w:rPr>
+          <w:rFonts w:ascii="Cascadia Code" w:hAnsi="Cascadia Code" w:cs="Cascadia Code"/>
+          <w:b/>
+          <w:bCs/>
+          <w:color w:val="FF0000"/>
+          <w:sz w:val="20"/>
+          <w:szCs w:val="20"/>
+        </w:rPr>
+        <w:t>(&amp;</w:t>
+      </w:r>
+      <w:proofErr w:type="spellStart"/>
+      <w:r>
+        <w:rPr>
+          <w:rFonts w:ascii="Cascadia Code" w:hAnsi="Cascadia Code" w:cs="Cascadia Code"/>
+          <w:b/>
+          <w:bCs/>
+          <w:color w:val="FF0000"/>
+          <w:sz w:val="20"/>
+          <w:szCs w:val="20"/>
+        </w:rPr>
+        <w:t>readyQueues</w:t>
+      </w:r>
+      <w:proofErr w:type="spellEnd"/>
+      <w:r>
+        <w:rPr>
+          <w:rFonts w:ascii="Cascadia Code" w:hAnsi="Cascadia Code" w:cs="Cascadia Code"/>
+          <w:b/>
+          <w:bCs/>
+          <w:color w:val="FF0000"/>
+          <w:sz w:val="20"/>
+          <w:szCs w:val="20"/>
+        </w:rPr>
+        <w:t>[p])) {</w:t>
+      </w:r>
+      <w:r>
+        <w:rPr>
+          <w:rFonts w:ascii="Cascadia Code" w:hAnsi="Cascadia Code" w:cs="Cascadia Code"/>
+          <w:b/>
+          <w:bCs/>
+          <w:color w:val="FF0000"/>
+          <w:sz w:val="20"/>
+          <w:szCs w:val="20"/>
+        </w:rPr>
+        <w:br/>
+      </w:r>
+      <w:r>
+        <w:rPr>
+          <w:rFonts w:ascii="Cascadia Code" w:hAnsi="Cascadia Code" w:cs="Cascadia Code"/>
+          <w:b/>
+          <w:bCs/>
+          <w:color w:val="FF0000"/>
+          <w:sz w:val="20"/>
+          <w:szCs w:val="20"/>
+        </w:rPr>
+        <w:t xml:space="preserve">                    </w:t>
+      </w:r>
+      <w:r>
+        <w:rPr>
+          <w:rFonts w:ascii="Cascadia Code" w:hAnsi="Cascadia Code" w:cs="Cascadia Code"/>
+          <w:b/>
+          <w:bCs/>
+          <w:color w:val="FF0000"/>
+          <w:sz w:val="20"/>
+          <w:szCs w:val="20"/>
+        </w:rPr>
+        <w:t>return 1;</w:t>
+      </w:r>
+      <w:r>
+        <w:rPr>
+          <w:rFonts w:ascii="Cascadia Code" w:hAnsi="Cascadia Code" w:cs="Cascadia Code"/>
+          <w:b/>
+          <w:bCs/>
+          <w:color w:val="FF0000"/>
+          <w:sz w:val="20"/>
+          <w:szCs w:val="20"/>
+        </w:rPr>
+        <w:br/>
+      </w:r>
+      <w:r>
+        <w:rPr>
+          <w:rFonts w:ascii="Cascadia Code" w:hAnsi="Cascadia Code" w:cs="Cascadia Code"/>
+          <w:b/>
+          <w:bCs/>
+          <w:color w:val="FF0000"/>
+          <w:sz w:val="20"/>
+          <w:szCs w:val="20"/>
+        </w:rPr>
+        <w:t xml:space="preserve">               </w:t>
+      </w:r>
+      <w:r>
+        <w:rPr>
+          <w:rFonts w:ascii="Cascadia Code" w:hAnsi="Cascadia Code" w:cs="Cascadia Code"/>
+          <w:b/>
+          <w:bCs/>
+          <w:color w:val="FF0000"/>
+          <w:sz w:val="20"/>
+          <w:szCs w:val="20"/>
+        </w:rPr>
+        <w:t>}</w:t>
+      </w:r>
+      <w:r>
+        <w:rPr>
+          <w:rFonts w:ascii="Cascadia Code" w:hAnsi="Cascadia Code" w:cs="Cascadia Code"/>
+          <w:b/>
+          <w:bCs/>
+          <w:color w:val="FF0000"/>
+          <w:sz w:val="20"/>
+          <w:szCs w:val="20"/>
+        </w:rPr>
+        <w:br/>
+      </w:r>
+      <w:r>
+        <w:rPr>
+          <w:rFonts w:ascii="Cascadia Code" w:hAnsi="Cascadia Code" w:cs="Cascadia Code"/>
+          <w:b/>
+          <w:bCs/>
+          <w:color w:val="FF0000"/>
+          <w:sz w:val="20"/>
+          <w:szCs w:val="20"/>
+        </w:rPr>
+        <w:t xml:space="preserve">        </w:t>
+      </w:r>
+      <w:r>
+        <w:rPr>
+          <w:rFonts w:ascii="Cascadia Code" w:hAnsi="Cascadia Code" w:cs="Cascadia Code"/>
+          <w:b/>
+          <w:bCs/>
+          <w:color w:val="FF0000"/>
+          <w:sz w:val="20"/>
+          <w:szCs w:val="20"/>
+        </w:rPr>
+        <w:t>}</w:t>
+      </w:r>
+      <w:r>
+        <w:rPr>
+          <w:rFonts w:ascii="Cascadia Code" w:hAnsi="Cascadia Code" w:cs="Cascadia Code"/>
+          <w:b/>
+          <w:bCs/>
+          <w:color w:val="FF0000"/>
+          <w:sz w:val="20"/>
+          <w:szCs w:val="20"/>
+        </w:rPr>
+        <w:br/>
+      </w:r>
+      <w:r>
+        <w:rPr>
+          <w:rFonts w:ascii="Cascadia Code" w:hAnsi="Cascadia Code" w:cs="Cascadia Code"/>
+          <w:b/>
+          <w:bCs/>
+          <w:color w:val="FF0000"/>
+          <w:sz w:val="20"/>
+          <w:szCs w:val="20"/>
+        </w:rPr>
+        <w:t xml:space="preserve">        </w:t>
+      </w:r>
+      <w:r>
+        <w:rPr>
+          <w:rFonts w:ascii="Cascadia Code" w:hAnsi="Cascadia Code" w:cs="Cascadia Code"/>
+          <w:b/>
+          <w:bCs/>
+          <w:color w:val="FF0000"/>
+          <w:sz w:val="20"/>
+          <w:szCs w:val="20"/>
+        </w:rPr>
+        <w:t>return 0;</w:t>
+      </w:r>
+      <w:r>
+        <w:rPr>
+          <w:rFonts w:ascii="Cascadia Code" w:hAnsi="Cascadia Code" w:cs="Cascadia Code"/>
+          <w:b/>
+          <w:bCs/>
+          <w:color w:val="FF0000"/>
+          <w:sz w:val="20"/>
+          <w:szCs w:val="20"/>
+        </w:rPr>
+        <w:br/>
+        <w:t>}</w:t>
+      </w:r>
+    </w:p>
+    <w:p>
+      <w:pPr>
+        <w:ind w:left="720"/>
+        <w:rPr>
+          <w:rFonts w:ascii="Cambria Math" w:hAnsi="Cambria Math"/>
+        </w:rPr>
+      </w:pPr>
+      <w:r>
+        <w:rPr>
+          <w:rFonts w:ascii="Cambria Math" w:hAnsi="Cambria Math"/>
           <w:highlight w:val="cyan"/>
         </w:rPr>
+        <w:t>if a current process has priority 0, this function checks queues 3, 2 and 1 if any of them has a    waiting process</w:t>
+      </w:r>
+      <w:r>
+        <w:rPr>
+          <w:rFonts w:ascii="Cambria Math" w:hAnsi="Cambria Math"/>
+          <w:highlight w:val="cyan"/>
+        </w:rPr>
+        <w:t>.</w:t>
+      </w:r>
+    </w:p>
+    <w:p>
+      <w:pPr>
+        <w:rPr>
+          <w:rFonts w:ascii="Cambria Math" w:hAnsi="Cambria Math"/>
+        </w:rPr>
+      </w:pPr>
+    </w:p>
+    <w:p>
+      <w:pPr>
+        <w:rPr>
+          <w:rFonts w:ascii="Cambria Math" w:hAnsi="Cambria Math"/>
+        </w:rPr>
+      </w:pPr>
+    </w:p>
+    <w:p>
+      <w:pPr>
+        <w:rPr>
+          <w:rFonts w:ascii="Cambria Math" w:hAnsi="Cambria Math"/>
+        </w:rPr>
+      </w:pPr>
+    </w:p>
+    <w:p>
+      <w:pPr>
+        <w:pStyle w:val="ListParagraph"/>
+        <w:numPr>
+          <w:ilvl w:val="0"/>
+          <w:numId w:val="20"/>
+        </w:numPr>
+        <w:rPr>
+          <w:rFonts w:ascii="Cambria Math" w:hAnsi="Cambria Math"/>
+          <w:u w:val="single"/>
+        </w:rPr>
+      </w:pPr>
+      <w:r>
+        <w:rPr>
+          <w:rFonts w:ascii="Cambria Math" w:hAnsi="Cambria Math"/>
+          <w:u w:val="single"/>
+        </w:rPr>
+        <w:lastRenderedPageBreak/>
+        <w:t>Priority-arrival preemption after arrivals</w:t>
+      </w:r>
+    </w:p>
+    <w:p>
+      <w:pPr>
+        <w:pStyle w:val="ListParagraph"/>
+        <w:rPr>
+          <w:rFonts w:ascii="Cascadia Code" w:hAnsi="Cascadia Code" w:cs="Cascadia Code"/>
+          <w:b/>
+          <w:bCs/>
+          <w:color w:val="FF0000"/>
+          <w:sz w:val="20"/>
+          <w:szCs w:val="20"/>
+        </w:rPr>
+      </w:pPr>
+      <w:r>
+        <w:rPr>
+          <w:rFonts w:ascii="Cascadia Code" w:hAnsi="Cascadia Code" w:cs="Cascadia Code"/>
+          <w:b/>
+          <w:bCs/>
+          <w:color w:val="FF0000"/>
+          <w:sz w:val="20"/>
+          <w:szCs w:val="20"/>
+        </w:rPr>
+        <w:t>if (</w:t>
+      </w:r>
+      <w:proofErr w:type="spellStart"/>
+      <w:proofErr w:type="gramStart"/>
+      <w:r>
+        <w:rPr>
+          <w:rFonts w:ascii="Cascadia Code" w:hAnsi="Cascadia Code" w:cs="Cascadia Code"/>
+          <w:b/>
+          <w:bCs/>
+          <w:color w:val="FF0000"/>
+          <w:sz w:val="20"/>
+          <w:szCs w:val="20"/>
+        </w:rPr>
+        <w:t>currentPid</w:t>
+      </w:r>
+      <w:proofErr w:type="spellEnd"/>
+      <w:r>
+        <w:rPr>
+          <w:rFonts w:ascii="Cascadia Code" w:hAnsi="Cascadia Code" w:cs="Cascadia Code"/>
+          <w:b/>
+          <w:bCs/>
+          <w:color w:val="FF0000"/>
+          <w:sz w:val="20"/>
+          <w:szCs w:val="20"/>
+        </w:rPr>
+        <w:t xml:space="preserve"> !</w:t>
+      </w:r>
+      <w:proofErr w:type="gramEnd"/>
+      <w:r>
+        <w:rPr>
+          <w:rFonts w:ascii="Cascadia Code" w:hAnsi="Cascadia Code" w:cs="Cascadia Code"/>
+          <w:b/>
+          <w:bCs/>
+          <w:color w:val="FF0000"/>
+          <w:sz w:val="20"/>
+          <w:szCs w:val="20"/>
+        </w:rPr>
+        <w:t>= -1) {</w:t>
+      </w:r>
+      <w:r>
+        <w:rPr>
+          <w:rFonts w:ascii="Cascadia Code" w:hAnsi="Cascadia Code" w:cs="Cascadia Code"/>
+          <w:b/>
+          <w:bCs/>
+          <w:color w:val="FF0000"/>
+          <w:sz w:val="20"/>
+          <w:szCs w:val="20"/>
+        </w:rPr>
+        <w:br/>
+      </w:r>
+      <w:r>
+        <w:rPr>
+          <w:rFonts w:ascii="Cascadia Code" w:hAnsi="Cascadia Code" w:cs="Cascadia Code"/>
+          <w:b/>
+          <w:bCs/>
+          <w:color w:val="FF0000"/>
+          <w:sz w:val="20"/>
+          <w:szCs w:val="20"/>
+        </w:rPr>
+        <w:t xml:space="preserve">      </w:t>
+      </w:r>
+      <w:r>
+        <w:rPr>
+          <w:rFonts w:ascii="Cascadia Code" w:hAnsi="Cascadia Code" w:cs="Cascadia Code"/>
+          <w:b/>
+          <w:bCs/>
+          <w:color w:val="FF0000"/>
+          <w:sz w:val="20"/>
+          <w:szCs w:val="20"/>
+        </w:rPr>
+        <w:t xml:space="preserve">int </w:t>
+      </w:r>
+      <w:proofErr w:type="spellStart"/>
+      <w:r>
+        <w:rPr>
+          <w:rFonts w:ascii="Cascadia Code" w:hAnsi="Cascadia Code" w:cs="Cascadia Code"/>
+          <w:b/>
+          <w:bCs/>
+          <w:color w:val="FF0000"/>
+          <w:sz w:val="20"/>
+          <w:szCs w:val="20"/>
+        </w:rPr>
+        <w:t>currentPriority</w:t>
+      </w:r>
+      <w:proofErr w:type="spellEnd"/>
+      <w:r>
+        <w:rPr>
+          <w:rFonts w:ascii="Cascadia Code" w:hAnsi="Cascadia Code" w:cs="Cascadia Code"/>
+          <w:b/>
+          <w:bCs/>
+          <w:color w:val="FF0000"/>
+          <w:sz w:val="20"/>
+          <w:szCs w:val="20"/>
+        </w:rPr>
+        <w:t xml:space="preserve"> = processes[</w:t>
+      </w:r>
+      <w:proofErr w:type="spellStart"/>
+      <w:r>
+        <w:rPr>
+          <w:rFonts w:ascii="Cascadia Code" w:hAnsi="Cascadia Code" w:cs="Cascadia Code"/>
+          <w:b/>
+          <w:bCs/>
+          <w:color w:val="FF0000"/>
+          <w:sz w:val="20"/>
+          <w:szCs w:val="20"/>
+        </w:rPr>
+        <w:t>currentPid</w:t>
+      </w:r>
+      <w:proofErr w:type="spellEnd"/>
+      <w:r>
+        <w:rPr>
+          <w:rFonts w:ascii="Cascadia Code" w:hAnsi="Cascadia Code" w:cs="Cascadia Code"/>
+          <w:b/>
+          <w:bCs/>
+          <w:color w:val="FF0000"/>
+          <w:sz w:val="20"/>
+          <w:szCs w:val="20"/>
+        </w:rPr>
+        <w:t>].priority;</w:t>
+      </w:r>
+      <w:r>
+        <w:rPr>
+          <w:rFonts w:ascii="Cascadia Code" w:hAnsi="Cascadia Code" w:cs="Cascadia Code"/>
+          <w:b/>
+          <w:bCs/>
+          <w:color w:val="FF0000"/>
+          <w:sz w:val="20"/>
+          <w:szCs w:val="20"/>
+        </w:rPr>
+        <w:br/>
+      </w:r>
+      <w:r>
+        <w:rPr>
+          <w:rFonts w:ascii="Cascadia Code" w:hAnsi="Cascadia Code" w:cs="Cascadia Code"/>
+          <w:b/>
+          <w:bCs/>
+          <w:color w:val="FF0000"/>
+          <w:sz w:val="20"/>
+          <w:szCs w:val="20"/>
+        </w:rPr>
+        <w:br/>
+      </w:r>
+      <w:r>
+        <w:rPr>
+          <w:rFonts w:ascii="Cascadia Code" w:hAnsi="Cascadia Code" w:cs="Cascadia Code"/>
+          <w:b/>
+          <w:bCs/>
+          <w:color w:val="FF0000"/>
+          <w:sz w:val="20"/>
+          <w:szCs w:val="20"/>
+        </w:rPr>
+        <w:t xml:space="preserve">      </w:t>
+      </w:r>
+      <w:r>
+        <w:rPr>
+          <w:rFonts w:ascii="Cascadia Code" w:hAnsi="Cascadia Code" w:cs="Cascadia Code"/>
+          <w:b/>
+          <w:bCs/>
+          <w:color w:val="FF0000"/>
+          <w:sz w:val="20"/>
+          <w:szCs w:val="20"/>
+        </w:rPr>
+        <w:t>if (</w:t>
+      </w:r>
+      <w:proofErr w:type="spellStart"/>
+      <w:r>
+        <w:rPr>
+          <w:rFonts w:ascii="Cascadia Code" w:hAnsi="Cascadia Code" w:cs="Cascadia Code"/>
+          <w:b/>
+          <w:bCs/>
+          <w:color w:val="FF0000"/>
+          <w:sz w:val="20"/>
+          <w:szCs w:val="20"/>
+        </w:rPr>
+        <w:t>hasHigherPriorityProcess</w:t>
+      </w:r>
+      <w:proofErr w:type="spellEnd"/>
+      <w:r>
+        <w:rPr>
+          <w:rFonts w:ascii="Cascadia Code" w:hAnsi="Cascadia Code" w:cs="Cascadia Code"/>
+          <w:b/>
+          <w:bCs/>
+          <w:color w:val="FF0000"/>
+          <w:sz w:val="20"/>
+          <w:szCs w:val="20"/>
+        </w:rPr>
+        <w:t>(</w:t>
+      </w:r>
+      <w:proofErr w:type="spellStart"/>
+      <w:r>
+        <w:rPr>
+          <w:rFonts w:ascii="Cascadia Code" w:hAnsi="Cascadia Code" w:cs="Cascadia Code"/>
+          <w:b/>
+          <w:bCs/>
+          <w:color w:val="FF0000"/>
+          <w:sz w:val="20"/>
+          <w:szCs w:val="20"/>
+        </w:rPr>
+        <w:t>readyQueues</w:t>
+      </w:r>
+      <w:proofErr w:type="spellEnd"/>
+      <w:r>
+        <w:rPr>
+          <w:rFonts w:ascii="Cascadia Code" w:hAnsi="Cascadia Code" w:cs="Cascadia Code"/>
+          <w:b/>
+          <w:bCs/>
+          <w:color w:val="FF0000"/>
+          <w:sz w:val="20"/>
+          <w:szCs w:val="20"/>
+        </w:rPr>
+        <w:t xml:space="preserve">, </w:t>
+      </w:r>
+      <w:proofErr w:type="spellStart"/>
+      <w:r>
+        <w:rPr>
+          <w:rFonts w:ascii="Cascadia Code" w:hAnsi="Cascadia Code" w:cs="Cascadia Code"/>
+          <w:b/>
+          <w:bCs/>
+          <w:color w:val="FF0000"/>
+          <w:sz w:val="20"/>
+          <w:szCs w:val="20"/>
+        </w:rPr>
+        <w:t>currentPriority</w:t>
+      </w:r>
+      <w:proofErr w:type="spellEnd"/>
+      <w:r>
+        <w:rPr>
+          <w:rFonts w:ascii="Cascadia Code" w:hAnsi="Cascadia Code" w:cs="Cascadia Code"/>
+          <w:b/>
+          <w:bCs/>
+          <w:color w:val="FF0000"/>
+          <w:sz w:val="20"/>
+          <w:szCs w:val="20"/>
+        </w:rPr>
+        <w:t>)) {</w:t>
+      </w:r>
+      <w:r>
+        <w:rPr>
+          <w:rFonts w:ascii="Cascadia Code" w:hAnsi="Cascadia Code" w:cs="Cascadia Code"/>
+          <w:b/>
+          <w:bCs/>
+          <w:color w:val="FF0000"/>
+          <w:sz w:val="20"/>
+          <w:szCs w:val="20"/>
+        </w:rPr>
+        <w:br/>
+      </w:r>
+      <w:r>
+        <w:rPr>
+          <w:rFonts w:ascii="Cascadia Code" w:hAnsi="Cascadia Code" w:cs="Cascadia Code"/>
+          <w:b/>
+          <w:bCs/>
+          <w:color w:val="FF0000"/>
+          <w:sz w:val="20"/>
+          <w:szCs w:val="20"/>
+        </w:rPr>
+        <w:t xml:space="preserve">            </w:t>
+      </w:r>
+      <w:proofErr w:type="spellStart"/>
+      <w:r>
+        <w:rPr>
+          <w:rFonts w:ascii="Cascadia Code" w:hAnsi="Cascadia Code" w:cs="Cascadia Code"/>
+          <w:b/>
+          <w:bCs/>
+          <w:color w:val="FF0000"/>
+          <w:sz w:val="20"/>
+          <w:szCs w:val="20"/>
+        </w:rPr>
+        <w:t>printf</w:t>
+      </w:r>
+      <w:proofErr w:type="spellEnd"/>
+      <w:r>
+        <w:rPr>
+          <w:rFonts w:ascii="Cascadia Code" w:hAnsi="Cascadia Code" w:cs="Cascadia Code"/>
+          <w:b/>
+          <w:bCs/>
+          <w:color w:val="FF0000"/>
+          <w:sz w:val="20"/>
+          <w:szCs w:val="20"/>
+        </w:rPr>
+        <w:t xml:space="preserve">("Higher-priority process arrived. </w:t>
+      </w:r>
+      <w:proofErr w:type="spellStart"/>
+      <w:r>
+        <w:rPr>
+          <w:rFonts w:ascii="Cascadia Code" w:hAnsi="Cascadia Code" w:cs="Cascadia Code"/>
+          <w:b/>
+          <w:bCs/>
+          <w:color w:val="FF0000"/>
+          <w:sz w:val="20"/>
+          <w:szCs w:val="20"/>
+        </w:rPr>
+        <w:t>P%d</w:t>
+      </w:r>
+      <w:proofErr w:type="spellEnd"/>
+      <w:r>
+        <w:rPr>
+          <w:rFonts w:ascii="Cascadia Code" w:hAnsi="Cascadia Code" w:cs="Cascadia Code"/>
+          <w:b/>
+          <w:bCs/>
+          <w:color w:val="FF0000"/>
+          <w:sz w:val="20"/>
+          <w:szCs w:val="20"/>
+        </w:rPr>
+        <w:t xml:space="preserve"> preempted immediately\n", </w:t>
+      </w:r>
+      <w:proofErr w:type="spellStart"/>
+      <w:r>
+        <w:rPr>
+          <w:rFonts w:ascii="Cascadia Code" w:hAnsi="Cascadia Code" w:cs="Cascadia Code"/>
+          <w:b/>
+          <w:bCs/>
+          <w:color w:val="FF0000"/>
+          <w:sz w:val="20"/>
+          <w:szCs w:val="20"/>
+        </w:rPr>
+        <w:t>currentPid</w:t>
+      </w:r>
+      <w:proofErr w:type="spellEnd"/>
+      <w:r>
+        <w:rPr>
+          <w:rFonts w:ascii="Cascadia Code" w:hAnsi="Cascadia Code" w:cs="Cascadia Code"/>
+          <w:b/>
+          <w:bCs/>
+          <w:color w:val="FF0000"/>
+          <w:sz w:val="20"/>
+          <w:szCs w:val="20"/>
+        </w:rPr>
+        <w:t>);</w:t>
+      </w:r>
+      <w:r>
+        <w:rPr>
+          <w:rFonts w:ascii="Cascadia Code" w:hAnsi="Cascadia Code" w:cs="Cascadia Code"/>
+          <w:b/>
+          <w:bCs/>
+          <w:color w:val="FF0000"/>
+          <w:sz w:val="20"/>
+          <w:szCs w:val="20"/>
+        </w:rPr>
+        <w:br/>
+      </w:r>
+      <w:r>
+        <w:rPr>
+          <w:rFonts w:ascii="Cascadia Code" w:hAnsi="Cascadia Code" w:cs="Cascadia Code"/>
+          <w:b/>
+          <w:bCs/>
+          <w:color w:val="FF0000"/>
+          <w:sz w:val="20"/>
+          <w:szCs w:val="20"/>
+        </w:rPr>
+        <w:br/>
+      </w:r>
+      <w:r>
+        <w:rPr>
+          <w:rFonts w:ascii="Cascadia Code" w:hAnsi="Cascadia Code" w:cs="Cascadia Code"/>
+          <w:b/>
+          <w:bCs/>
+          <w:color w:val="FF0000"/>
+          <w:sz w:val="20"/>
+          <w:szCs w:val="20"/>
+        </w:rPr>
+        <w:t xml:space="preserve">            </w:t>
+      </w:r>
+      <w:r>
+        <w:rPr>
+          <w:rFonts w:ascii="Cascadia Code" w:hAnsi="Cascadia Code" w:cs="Cascadia Code"/>
+          <w:b/>
+          <w:bCs/>
+          <w:color w:val="FF0000"/>
+          <w:sz w:val="20"/>
+          <w:szCs w:val="20"/>
+        </w:rPr>
+        <w:t>processes[</w:t>
+      </w:r>
+      <w:proofErr w:type="spellStart"/>
+      <w:r>
+        <w:rPr>
+          <w:rFonts w:ascii="Cascadia Code" w:hAnsi="Cascadia Code" w:cs="Cascadia Code"/>
+          <w:b/>
+          <w:bCs/>
+          <w:color w:val="FF0000"/>
+          <w:sz w:val="20"/>
+          <w:szCs w:val="20"/>
+        </w:rPr>
+        <w:t>currentPid</w:t>
+      </w:r>
+      <w:proofErr w:type="spellEnd"/>
+      <w:proofErr w:type="gramStart"/>
+      <w:r>
+        <w:rPr>
+          <w:rFonts w:ascii="Cascadia Code" w:hAnsi="Cascadia Code" w:cs="Cascadia Code"/>
+          <w:b/>
+          <w:bCs/>
+          <w:color w:val="FF0000"/>
+          <w:sz w:val="20"/>
+          <w:szCs w:val="20"/>
+        </w:rPr>
+        <w:t>].state</w:t>
+      </w:r>
+      <w:proofErr w:type="gramEnd"/>
+      <w:r>
+        <w:rPr>
+          <w:rFonts w:ascii="Cascadia Code" w:hAnsi="Cascadia Code" w:cs="Cascadia Code"/>
+          <w:b/>
+          <w:bCs/>
+          <w:color w:val="FF0000"/>
+          <w:sz w:val="20"/>
+          <w:szCs w:val="20"/>
+        </w:rPr>
+        <w:t xml:space="preserve"> = READY;</w:t>
+      </w:r>
+      <w:r>
+        <w:rPr>
+          <w:rFonts w:ascii="Cascadia Code" w:hAnsi="Cascadia Code" w:cs="Cascadia Code"/>
+          <w:b/>
+          <w:bCs/>
+          <w:color w:val="FF0000"/>
+          <w:sz w:val="20"/>
+          <w:szCs w:val="20"/>
+        </w:rPr>
+        <w:br/>
+      </w:r>
+      <w:r>
+        <w:rPr>
+          <w:rFonts w:ascii="Cascadia Code" w:hAnsi="Cascadia Code" w:cs="Cascadia Code"/>
+          <w:b/>
+          <w:bCs/>
+          <w:color w:val="FF0000"/>
+          <w:sz w:val="20"/>
+          <w:szCs w:val="20"/>
+        </w:rPr>
+        <w:t xml:space="preserve">            </w:t>
+      </w:r>
+      <w:r>
+        <w:rPr>
+          <w:rFonts w:ascii="Cascadia Code" w:hAnsi="Cascadia Code" w:cs="Cascadia Code"/>
+          <w:b/>
+          <w:bCs/>
+          <w:color w:val="FF0000"/>
+          <w:sz w:val="20"/>
+          <w:szCs w:val="20"/>
+        </w:rPr>
+        <w:t>processes[</w:t>
+      </w:r>
+      <w:proofErr w:type="spellStart"/>
+      <w:r>
+        <w:rPr>
+          <w:rFonts w:ascii="Cascadia Code" w:hAnsi="Cascadia Code" w:cs="Cascadia Code"/>
+          <w:b/>
+          <w:bCs/>
+          <w:color w:val="FF0000"/>
+          <w:sz w:val="20"/>
+          <w:szCs w:val="20"/>
+        </w:rPr>
+        <w:t>currentPid</w:t>
+      </w:r>
+      <w:proofErr w:type="spellEnd"/>
+      <w:r>
+        <w:rPr>
+          <w:rFonts w:ascii="Cascadia Code" w:hAnsi="Cascadia Code" w:cs="Cascadia Code"/>
+          <w:b/>
+          <w:bCs/>
+          <w:color w:val="FF0000"/>
+          <w:sz w:val="20"/>
+          <w:szCs w:val="20"/>
+        </w:rPr>
+        <w:t>].</w:t>
+      </w:r>
+      <w:proofErr w:type="spellStart"/>
+      <w:r>
+        <w:rPr>
+          <w:rFonts w:ascii="Cascadia Code" w:hAnsi="Cascadia Code" w:cs="Cascadia Code"/>
+          <w:b/>
+          <w:bCs/>
+          <w:color w:val="FF0000"/>
+          <w:sz w:val="20"/>
+          <w:szCs w:val="20"/>
+        </w:rPr>
+        <w:t>timeSliceRemaining</w:t>
+      </w:r>
+      <w:proofErr w:type="spellEnd"/>
+      <w:r>
+        <w:rPr>
+          <w:rFonts w:ascii="Cascadia Code" w:hAnsi="Cascadia Code" w:cs="Cascadia Code"/>
+          <w:b/>
+          <w:bCs/>
+          <w:color w:val="FF0000"/>
+          <w:sz w:val="20"/>
+          <w:szCs w:val="20"/>
+        </w:rPr>
+        <w:t xml:space="preserve"> = </w:t>
+      </w:r>
+      <w:proofErr w:type="spellStart"/>
+      <w:r>
+        <w:rPr>
+          <w:rFonts w:ascii="Cascadia Code" w:hAnsi="Cascadia Code" w:cs="Cascadia Code"/>
+          <w:b/>
+          <w:bCs/>
+          <w:color w:val="FF0000"/>
+          <w:sz w:val="20"/>
+          <w:szCs w:val="20"/>
+        </w:rPr>
+        <w:t>timeSlice</w:t>
+      </w:r>
+      <w:proofErr w:type="spellEnd"/>
+      <w:r>
+        <w:rPr>
+          <w:rFonts w:ascii="Cascadia Code" w:hAnsi="Cascadia Code" w:cs="Cascadia Code"/>
+          <w:b/>
+          <w:bCs/>
+          <w:color w:val="FF0000"/>
+          <w:sz w:val="20"/>
+          <w:szCs w:val="20"/>
+        </w:rPr>
+        <w:t>;</w:t>
+      </w:r>
+      <w:r>
+        <w:rPr>
+          <w:rFonts w:ascii="Cascadia Code" w:hAnsi="Cascadia Code" w:cs="Cascadia Code"/>
+          <w:b/>
+          <w:bCs/>
+          <w:color w:val="FF0000"/>
+          <w:sz w:val="20"/>
+          <w:szCs w:val="20"/>
+        </w:rPr>
+        <w:br/>
+      </w:r>
+      <w:r>
+        <w:rPr>
+          <w:rFonts w:ascii="Cascadia Code" w:hAnsi="Cascadia Code" w:cs="Cascadia Code"/>
+          <w:b/>
+          <w:bCs/>
+          <w:color w:val="FF0000"/>
+          <w:sz w:val="20"/>
+          <w:szCs w:val="20"/>
+        </w:rPr>
+        <w:t xml:space="preserve">            </w:t>
+      </w:r>
+      <w:proofErr w:type="spellStart"/>
+      <w:r>
+        <w:rPr>
+          <w:rFonts w:ascii="Cascadia Code" w:hAnsi="Cascadia Code" w:cs="Cascadia Code"/>
+          <w:b/>
+          <w:bCs/>
+          <w:color w:val="FF0000"/>
+          <w:sz w:val="20"/>
+          <w:szCs w:val="20"/>
+        </w:rPr>
+        <w:t>addToReadyQueue</w:t>
+      </w:r>
+      <w:proofErr w:type="spellEnd"/>
+      <w:r>
+        <w:rPr>
+          <w:rFonts w:ascii="Cascadia Code" w:hAnsi="Cascadia Code" w:cs="Cascadia Code"/>
+          <w:b/>
+          <w:bCs/>
+          <w:color w:val="FF0000"/>
+          <w:sz w:val="20"/>
+          <w:szCs w:val="20"/>
+        </w:rPr>
+        <w:t xml:space="preserve">(processes, </w:t>
+      </w:r>
+      <w:proofErr w:type="spellStart"/>
+      <w:r>
+        <w:rPr>
+          <w:rFonts w:ascii="Cascadia Code" w:hAnsi="Cascadia Code" w:cs="Cascadia Code"/>
+          <w:b/>
+          <w:bCs/>
+          <w:color w:val="FF0000"/>
+          <w:sz w:val="20"/>
+          <w:szCs w:val="20"/>
+        </w:rPr>
+        <w:t>readyQueues</w:t>
+      </w:r>
+      <w:proofErr w:type="spellEnd"/>
+      <w:r>
+        <w:rPr>
+          <w:rFonts w:ascii="Cascadia Code" w:hAnsi="Cascadia Code" w:cs="Cascadia Code"/>
+          <w:b/>
+          <w:bCs/>
+          <w:color w:val="FF0000"/>
+          <w:sz w:val="20"/>
+          <w:szCs w:val="20"/>
+        </w:rPr>
+        <w:t xml:space="preserve">, </w:t>
+      </w:r>
+      <w:proofErr w:type="spellStart"/>
+      <w:r>
+        <w:rPr>
+          <w:rFonts w:ascii="Cascadia Code" w:hAnsi="Cascadia Code" w:cs="Cascadia Code"/>
+          <w:b/>
+          <w:bCs/>
+          <w:color w:val="FF0000"/>
+          <w:sz w:val="20"/>
+          <w:szCs w:val="20"/>
+        </w:rPr>
+        <w:t>currentPid</w:t>
+      </w:r>
+      <w:proofErr w:type="spellEnd"/>
+      <w:r>
+        <w:rPr>
+          <w:rFonts w:ascii="Cascadia Code" w:hAnsi="Cascadia Code" w:cs="Cascadia Code"/>
+          <w:b/>
+          <w:bCs/>
+          <w:color w:val="FF0000"/>
+          <w:sz w:val="20"/>
+          <w:szCs w:val="20"/>
+        </w:rPr>
+        <w:t>);</w:t>
+      </w:r>
+      <w:r>
+        <w:rPr>
+          <w:rFonts w:ascii="Cascadia Code" w:hAnsi="Cascadia Code" w:cs="Cascadia Code"/>
+          <w:b/>
+          <w:bCs/>
+          <w:color w:val="FF0000"/>
+          <w:sz w:val="20"/>
+          <w:szCs w:val="20"/>
+        </w:rPr>
+        <w:br/>
+      </w:r>
+      <w:r>
+        <w:rPr>
+          <w:rFonts w:ascii="Cascadia Code" w:hAnsi="Cascadia Code" w:cs="Cascadia Code"/>
+          <w:b/>
+          <w:bCs/>
+          <w:color w:val="FF0000"/>
+          <w:sz w:val="20"/>
+          <w:szCs w:val="20"/>
+        </w:rPr>
+        <w:br/>
+      </w:r>
+      <w:r>
+        <w:rPr>
+          <w:rFonts w:ascii="Cascadia Code" w:hAnsi="Cascadia Code" w:cs="Cascadia Code"/>
+          <w:b/>
+          <w:bCs/>
+          <w:color w:val="FF0000"/>
+          <w:sz w:val="20"/>
+          <w:szCs w:val="20"/>
+        </w:rPr>
+        <w:t xml:space="preserve">            </w:t>
+      </w:r>
+      <w:proofErr w:type="spellStart"/>
+      <w:r>
+        <w:rPr>
+          <w:rFonts w:ascii="Cascadia Code" w:hAnsi="Cascadia Code" w:cs="Cascadia Code"/>
+          <w:b/>
+          <w:bCs/>
+          <w:color w:val="FF0000"/>
+          <w:sz w:val="20"/>
+          <w:szCs w:val="20"/>
+        </w:rPr>
+        <w:t>currentPid</w:t>
+      </w:r>
+      <w:proofErr w:type="spellEnd"/>
+      <w:r>
+        <w:rPr>
+          <w:rFonts w:ascii="Cascadia Code" w:hAnsi="Cascadia Code" w:cs="Cascadia Code"/>
+          <w:b/>
+          <w:bCs/>
+          <w:color w:val="FF0000"/>
+          <w:sz w:val="20"/>
+          <w:szCs w:val="20"/>
+        </w:rPr>
+        <w:t xml:space="preserve"> = -1;</w:t>
+      </w:r>
+      <w:r>
+        <w:rPr>
+          <w:rFonts w:ascii="Cascadia Code" w:hAnsi="Cascadia Code" w:cs="Cascadia Code"/>
+          <w:b/>
+          <w:bCs/>
+          <w:color w:val="FF0000"/>
+          <w:sz w:val="20"/>
+          <w:szCs w:val="20"/>
+        </w:rPr>
+        <w:br/>
+      </w:r>
+      <w:r>
+        <w:rPr>
+          <w:rFonts w:ascii="Cascadia Code" w:hAnsi="Cascadia Code" w:cs="Cascadia Code"/>
+          <w:b/>
+          <w:bCs/>
+          <w:color w:val="FF0000"/>
+          <w:sz w:val="20"/>
+          <w:szCs w:val="20"/>
+        </w:rPr>
+        <w:t xml:space="preserve">      </w:t>
+      </w:r>
+      <w:r>
+        <w:rPr>
+          <w:rFonts w:ascii="Cascadia Code" w:hAnsi="Cascadia Code" w:cs="Cascadia Code"/>
+          <w:b/>
+          <w:bCs/>
+          <w:color w:val="FF0000"/>
+          <w:sz w:val="20"/>
+          <w:szCs w:val="20"/>
+        </w:rPr>
+        <w:t>}</w:t>
+      </w:r>
+      <w:r>
+        <w:rPr>
+          <w:rFonts w:ascii="Cascadia Code" w:hAnsi="Cascadia Code" w:cs="Cascadia Code"/>
+          <w:b/>
+          <w:bCs/>
+          <w:color w:val="FF0000"/>
+          <w:sz w:val="20"/>
+          <w:szCs w:val="20"/>
+        </w:rPr>
+        <w:br/>
+        <w:t>}</w:t>
+      </w:r>
+    </w:p>
+    <w:p>
+      <w:pPr>
+        <w:rPr>
+          <w:rFonts w:ascii="Cambria Math" w:hAnsi="Cambria Math" w:cs="Cascadia Code"/>
+          <w:color w:val="000000" w:themeColor="text1"/>
+        </w:rPr>
+      </w:pPr>
+      <w:r>
+        <w:rPr>
+          <w:rFonts w:ascii="Cascadia Code" w:hAnsi="Cascadia Code" w:cs="Cascadia Code"/>
+          <w:b/>
+          <w:bCs/>
+          <w:color w:val="FF0000"/>
+          <w:sz w:val="20"/>
+          <w:szCs w:val="20"/>
+        </w:rPr>
+        <w:tab/>
+      </w:r>
+      <w:r>
+        <w:rPr>
+          <w:rFonts w:ascii="Cascadia Code" w:hAnsi="Cascadia Code" w:cs="Cascadia Code"/>
+          <w:color w:val="FF0000"/>
+          <w:sz w:val="20"/>
+          <w:szCs w:val="20"/>
+        </w:rPr>
+        <w:sym w:font="Wingdings" w:char="F0E8"/>
+      </w:r>
+      <w:r>
+        <w:rPr>
+          <w:rFonts w:ascii="Cascadia Code" w:hAnsi="Cascadia Code" w:cs="Cascadia Code"/>
+          <w:color w:val="FF0000"/>
+          <w:sz w:val="20"/>
+          <w:szCs w:val="20"/>
+        </w:rPr>
         <w:t xml:space="preserve"> </w:t>
       </w:r>
       <w:r>
         <w:rPr>
           <w:rFonts w:ascii="Cambria Math" w:hAnsi="Cambria Math" w:cs="Cascadia Code"/>
-          <w:b/>
-          <w:bCs/>
-          <w:highlight w:val="cyan"/>
-        </w:rPr>
-        <w:t>the lower-priority process</w:t>
-      </w:r>
-      <w:r>
-        <w:rPr>
-          <w:rFonts w:ascii="Cambria Math" w:hAnsi="Cambria Math" w:cs="Cascadia Code"/>
-          <w:b/>
-          <w:bCs/>
-          <w:highlight w:val="cyan"/>
-        </w:rPr>
-        <w:t xml:space="preserve"> will be</w:t>
-      </w:r>
-      <w:r>
-        <w:rPr>
-          <w:rFonts w:ascii="Cambria Math" w:hAnsi="Cambria Math" w:cs="Cascadia Code"/>
-          <w:b/>
-          <w:bCs/>
-          <w:highlight w:val="cyan"/>
-        </w:rPr>
-        <w:t xml:space="preserve"> immediately preempt</w:t>
-      </w:r>
-      <w:r>
-        <w:rPr>
-          <w:rFonts w:ascii="Cambria Math" w:hAnsi="Cambria Math" w:cs="Cascadia Code"/>
-          <w:b/>
-          <w:bCs/>
-          <w:highlight w:val="cyan"/>
-        </w:rPr>
-        <w:t>ed.</w:t>
-      </w:r>
-    </w:p>
-    <w:p>
-      <w:pPr>
-        <w:tabs>
-          <w:tab w:val="left" w:pos="1276"/>
-        </w:tabs>
-        <w:rPr>
-          <w:rFonts w:ascii="Cambria Math" w:hAnsi="Cambria Math" w:cs="Cascadia Code"/>
+          <w:color w:val="FF0000"/>
+        </w:rPr>
+        <w:t xml:space="preserve">Added inside </w:t>
+      </w:r>
+      <w:proofErr w:type="gramStart"/>
+      <w:r>
+        <w:rPr>
+          <w:rFonts w:ascii="Cambria Math" w:hAnsi="Cambria Math" w:cs="Cascadia Code"/>
+          <w:color w:val="FF0000"/>
+        </w:rPr>
+        <w:t>r</w:t>
+      </w:r>
+      <w:proofErr w:type="spellStart"/>
+      <w:r>
+        <w:rPr>
+          <w:rFonts w:ascii="Cambria Math" w:hAnsi="Cambria Math" w:cs="Cascadia Code"/>
+          <w:color w:val="FF0000"/>
+        </w:rPr>
+        <w:t>unSimulation</w:t>
+      </w:r>
+      <w:proofErr w:type="spellEnd"/>
+      <w:r>
+        <w:rPr>
+          <w:rFonts w:ascii="Cambria Math" w:hAnsi="Cambria Math" w:cs="Cascadia Code"/>
+          <w:color w:val="FF0000"/>
+        </w:rPr>
+        <w:t>(</w:t>
+      </w:r>
+      <w:proofErr w:type="gramEnd"/>
+      <w:r>
+        <w:rPr>
+          <w:rFonts w:ascii="Cambria Math" w:hAnsi="Cambria Math" w:cs="Cascadia Code"/>
+          <w:color w:val="FF0000"/>
+        </w:rPr>
+        <w:t>) function</w:t>
+      </w:r>
+      <w:r>
+        <w:rPr>
+          <w:rFonts w:ascii="Cambria Math" w:hAnsi="Cambria Math" w:cs="Cascadia Code"/>
+          <w:color w:val="FF0000"/>
+        </w:rPr>
+        <w:t xml:space="preserve"> right after the for loop inside the while loop</w:t>
+      </w:r>
+    </w:p>
+    <w:p>
+      <w:pPr>
+        <w:rPr>
+          <w:rFonts w:ascii="Cambria Math" w:hAnsi="Cambria Math" w:cs="Cascadia Code"/>
+          <w:color w:val="000000" w:themeColor="text1"/>
+        </w:rPr>
+      </w:pPr>
+      <w:r>
+        <w:rPr>
+          <w:rFonts w:ascii="Cambria Math" w:hAnsi="Cambria Math" w:cs="Cascadia Code"/>
+          <w:color w:val="000000" w:themeColor="text1"/>
+        </w:rPr>
+        <w:tab/>
+      </w:r>
+    </w:p>
+    <w:p>
+      <w:pPr>
+        <w:ind w:firstLine="720"/>
+        <w:rPr>
+          <w:rFonts w:ascii="Cambria Math" w:hAnsi="Cambria Math" w:cs="Cascadia Code"/>
+          <w:color w:val="000000" w:themeColor="text1"/>
+        </w:rPr>
+      </w:pPr>
+      <w:r>
+        <w:rPr>
+          <w:rFonts w:ascii="Cambria Math" w:hAnsi="Cambria Math" w:cs="Cascadia Code"/>
+          <w:color w:val="000000" w:themeColor="text1"/>
+        </w:rPr>
+        <w:t>If a higher-priority process arrives while a lower-priority process is running:</w:t>
+      </w:r>
+    </w:p>
+    <w:p>
+      <w:pPr>
+        <w:numPr>
+          <w:ilvl w:val="0"/>
+          <w:numId w:val="21"/>
+        </w:numPr>
+        <w:tabs>
+          <w:tab w:val="num" w:pos="720"/>
+        </w:tabs>
+        <w:rPr>
+          <w:rFonts w:ascii="Cambria Math" w:hAnsi="Cambria Math" w:cs="Cascadia Code"/>
+          <w:color w:val="000000" w:themeColor="text1"/>
+        </w:rPr>
+      </w:pPr>
+      <w:r>
+        <w:rPr>
+          <w:rFonts w:ascii="Cambria Math" w:hAnsi="Cambria Math" w:cs="Cascadia Code"/>
+          <w:color w:val="000000" w:themeColor="text1"/>
+        </w:rPr>
+        <w:t xml:space="preserve">current process is stopped </w:t>
+      </w:r>
+    </w:p>
+    <w:p>
+      <w:pPr>
+        <w:numPr>
+          <w:ilvl w:val="0"/>
+          <w:numId w:val="21"/>
+        </w:numPr>
+        <w:tabs>
+          <w:tab w:val="num" w:pos="720"/>
+        </w:tabs>
+        <w:rPr>
+          <w:rFonts w:ascii="Cambria Math" w:hAnsi="Cambria Math" w:cs="Cascadia Code"/>
+          <w:color w:val="000000" w:themeColor="text1"/>
+        </w:rPr>
+      </w:pPr>
+      <w:r>
+        <w:rPr>
+          <w:rFonts w:ascii="Cambria Math" w:hAnsi="Cambria Math" w:cs="Cascadia Code"/>
+          <w:color w:val="000000" w:themeColor="text1"/>
+        </w:rPr>
+        <w:t xml:space="preserve">current process goes back to ready queue </w:t>
+      </w:r>
+    </w:p>
+    <w:p>
+      <w:pPr>
+        <w:numPr>
+          <w:ilvl w:val="0"/>
+          <w:numId w:val="21"/>
+        </w:numPr>
+        <w:tabs>
+          <w:tab w:val="num" w:pos="720"/>
+        </w:tabs>
+        <w:rPr>
+          <w:rFonts w:ascii="Cambria Math" w:hAnsi="Cambria Math" w:cs="Cascadia Code"/>
+          <w:color w:val="000000" w:themeColor="text1"/>
+        </w:rPr>
+      </w:pPr>
+      <w:r>
+        <w:rPr>
+          <w:rFonts w:ascii="Cambria Math" w:hAnsi="Cambria Math" w:cs="Cascadia Code"/>
+          <w:color w:val="000000" w:themeColor="text1"/>
+        </w:rPr>
+        <w:t xml:space="preserve">CPU becomes free </w:t>
+      </w:r>
+    </w:p>
+    <w:p>
+      <w:pPr>
+        <w:numPr>
+          <w:ilvl w:val="0"/>
+          <w:numId w:val="21"/>
+        </w:numPr>
+        <w:tabs>
+          <w:tab w:val="num" w:pos="720"/>
+        </w:tabs>
+        <w:rPr>
+          <w:rFonts w:ascii="Cambria Math" w:hAnsi="Cambria Math" w:cs="Cascadia Code"/>
+          <w:color w:val="000000" w:themeColor="text1"/>
+        </w:rPr>
+      </w:pPr>
+      <w:r>
+        <w:rPr>
+          <w:rFonts w:ascii="Cambria Math" w:hAnsi="Cambria Math" w:cs="Cascadia Code"/>
+          <w:color w:val="000000" w:themeColor="text1"/>
+        </w:rPr>
+        <w:t xml:space="preserve">scheduler chooses the higher-priority process immediately </w:t>
+      </w:r>
+    </w:p>
+    <w:p>
+      <w:pPr>
+        <w:ind w:left="360" w:firstLine="360"/>
+        <w:rPr>
+          <w:rFonts w:ascii="Cambria Math" w:hAnsi="Cambria Math" w:cs="Cascadia Code"/>
+          <w:color w:val="000000" w:themeColor="text1"/>
+        </w:rPr>
+      </w:pPr>
+      <w:r>
+        <w:rPr>
+          <w:rFonts w:ascii="Cambria Math" w:hAnsi="Cambria Math" w:cs="Cascadia Code"/>
+          <w:color w:val="000000" w:themeColor="text1"/>
+        </w:rPr>
+        <w:t xml:space="preserve">That is proper </w:t>
+      </w:r>
+      <w:r>
+        <w:rPr>
+          <w:rFonts w:ascii="Cambria Math" w:hAnsi="Cambria Math" w:cs="Cascadia Code"/>
+          <w:b/>
+          <w:bCs/>
+          <w:color w:val="000000" w:themeColor="text1"/>
+        </w:rPr>
+        <w:t>priority-based preemption</w:t>
+      </w:r>
+      <w:r>
+        <w:rPr>
+          <w:rFonts w:ascii="Cambria Math" w:hAnsi="Cambria Math" w:cs="Cascadia Code"/>
+          <w:color w:val="000000" w:themeColor="text1"/>
+        </w:rPr>
+        <w:t>.</w:t>
+      </w:r>
+    </w:p>
+    <w:p>
+      <w:pPr>
+        <w:rPr>
+          <w:rFonts w:ascii="Cambria Math" w:hAnsi="Cambria Math" w:cs="Cascadia Code"/>
+          <w:color w:val="000000" w:themeColor="text1"/>
         </w:rPr>
       </w:pPr>
     </w:p>
@@ -12645,6 +14905,95 @@
     </w:lvl>
   </w:abstractNum>
   <w:abstractNum w:abstractNumId="8" w15:restartNumberingAfterBreak="0">
+    <w:nsid w:val="330F078E"/>
+    <w:multiLevelType w:val="hybridMultilevel"/>
+    <w:tmpl w:val="EA9AA84C"/>
+    <w:lvl w:ilvl="0" w:tplc="0409000F">
+      <w:start w:val="1"/>
+      <w:numFmt w:val="decimal"/>
+      <w:lvlText w:val="%1."/>
+      <w:lvlJc w:val="left"/>
+      <w:pPr>
+        <w:ind w:left="720" w:hanging="360"/>
+      </w:pPr>
+      <w:rPr>
+        <w:rFonts w:hint="default"/>
+      </w:rPr>
+    </w:lvl>
+    <w:lvl w:ilvl="1" w:tplc="04090019" w:tentative="1">
+      <w:start w:val="1"/>
+      <w:numFmt w:val="lowerLetter"/>
+      <w:lvlText w:val="%2."/>
+      <w:lvlJc w:val="left"/>
+      <w:pPr>
+        <w:ind w:left="1440" w:hanging="360"/>
+      </w:pPr>
+    </w:lvl>
+    <w:lvl w:ilvl="2" w:tplc="0409001B" w:tentative="1">
+      <w:start w:val="1"/>
+      <w:numFmt w:val="lowerRoman"/>
+      <w:lvlText w:val="%3."/>
+      <w:lvlJc w:val="right"/>
+      <w:pPr>
+        <w:ind w:left="2160" w:hanging="180"/>
+      </w:pPr>
+    </w:lvl>
+    <w:lvl w:ilvl="3" w:tplc="0409000F" w:tentative="1">
+      <w:start w:val="1"/>
+      <w:numFmt w:val="decimal"/>
+      <w:lvlText w:val="%4."/>
+      <w:lvlJc w:val="left"/>
+      <w:pPr>
+        <w:ind w:left="2880" w:hanging="360"/>
+      </w:pPr>
+    </w:lvl>
+    <w:lvl w:ilvl="4" w:tplc="04090019" w:tentative="1">
+      <w:start w:val="1"/>
+      <w:numFmt w:val="lowerLetter"/>
+      <w:lvlText w:val="%5."/>
+      <w:lvlJc w:val="left"/>
+      <w:pPr>
+        <w:ind w:left="3600" w:hanging="360"/>
+      </w:pPr>
+    </w:lvl>
+    <w:lvl w:ilvl="5" w:tplc="0409001B" w:tentative="1">
+      <w:start w:val="1"/>
+      <w:numFmt w:val="lowerRoman"/>
+      <w:lvlText w:val="%6."/>
+      <w:lvlJc w:val="right"/>
+      <w:pPr>
+        <w:ind w:left="4320" w:hanging="180"/>
+      </w:pPr>
+    </w:lvl>
+    <w:lvl w:ilvl="6" w:tplc="0409000F" w:tentative="1">
+      <w:start w:val="1"/>
+      <w:numFmt w:val="decimal"/>
+      <w:lvlText w:val="%7."/>
+      <w:lvlJc w:val="left"/>
+      <w:pPr>
+        <w:ind w:left="5040" w:hanging="360"/>
+      </w:pPr>
+    </w:lvl>
+    <w:lvl w:ilvl="7" w:tplc="04090019" w:tentative="1">
+      <w:start w:val="1"/>
+      <w:numFmt w:val="lowerLetter"/>
+      <w:lvlText w:val="%8."/>
+      <w:lvlJc w:val="left"/>
+      <w:pPr>
+        <w:ind w:left="5760" w:hanging="360"/>
+      </w:pPr>
+    </w:lvl>
+    <w:lvl w:ilvl="8" w:tplc="0409001B" w:tentative="1">
+      <w:start w:val="1"/>
+      <w:numFmt w:val="lowerRoman"/>
+      <w:lvlText w:val="%9."/>
+      <w:lvlJc w:val="right"/>
+      <w:pPr>
+        <w:ind w:left="6480" w:hanging="180"/>
+      </w:pPr>
+    </w:lvl>
+  </w:abstractNum>
+  <w:abstractNum w:abstractNumId="9" w15:restartNumberingAfterBreak="0">
     <w:nsid w:val="39884D6F"/>
     <w:multiLevelType w:val="hybridMultilevel"/>
     <w:tmpl w:val="A6EE663A"/>
@@ -12730,7 +15079,7 @@
       </w:pPr>
     </w:lvl>
   </w:abstractNum>
-  <w:abstractNum w:abstractNumId="9" w15:restartNumberingAfterBreak="0">
+  <w:abstractNum w:abstractNumId="10" w15:restartNumberingAfterBreak="0">
     <w:nsid w:val="3BD46E14"/>
     <w:multiLevelType w:val="multilevel"/>
     <w:tmpl w:val="A45E3E0A"/>
@@ -12843,7 +15192,120 @@
       </w:pPr>
     </w:lvl>
   </w:abstractNum>
-  <w:abstractNum w:abstractNumId="10" w15:restartNumberingAfterBreak="0">
+  <w:abstractNum w:abstractNumId="11" w15:restartNumberingAfterBreak="0">
+    <w:nsid w:val="3D6E67B0"/>
+    <w:multiLevelType w:val="multilevel"/>
+    <w:tmpl w:val="55F86D3E"/>
+    <w:lvl w:ilvl="0">
+      <w:start w:val="1"/>
+      <w:numFmt w:val="decimal"/>
+      <w:lvlText w:val="%1."/>
+      <w:lvlJc w:val="left"/>
+      <w:pPr>
+        <w:tabs>
+          <w:tab w:val="num" w:pos="720"/>
+        </w:tabs>
+        <w:ind w:left="720" w:hanging="360"/>
+      </w:pPr>
+    </w:lvl>
+    <w:lvl w:ilvl="1" w:tentative="1">
+      <w:start w:val="1"/>
+      <w:numFmt w:val="decimal"/>
+      <w:lvlText w:val="%2."/>
+      <w:lvlJc w:val="left"/>
+      <w:pPr>
+        <w:tabs>
+          <w:tab w:val="num" w:pos="1440"/>
+        </w:tabs>
+        <w:ind w:left="1440" w:hanging="360"/>
+      </w:pPr>
+    </w:lvl>
+    <w:lvl w:ilvl="2" w:tentative="1">
+      <w:start w:val="1"/>
+      <w:numFmt w:val="decimal"/>
+      <w:lvlText w:val="%3."/>
+      <w:lvlJc w:val="left"/>
+      <w:pPr>
+        <w:tabs>
+          <w:tab w:val="num" w:pos="2160"/>
+        </w:tabs>
+        <w:ind w:left="2160" w:hanging="360"/>
+      </w:pPr>
+    </w:lvl>
+    <w:lvl w:ilvl="3" w:tentative="1">
+      <w:start w:val="1"/>
+      <w:numFmt w:val="decimal"/>
+      <w:lvlText w:val="%4."/>
+      <w:lvlJc w:val="left"/>
+      <w:pPr>
+        <w:tabs>
+          <w:tab w:val="num" w:pos="2880"/>
+        </w:tabs>
+        <w:ind w:left="2880" w:hanging="360"/>
+      </w:pPr>
+    </w:lvl>
+    <w:lvl w:ilvl="4" w:tentative="1">
+      <w:start w:val="1"/>
+      <w:numFmt w:val="decimal"/>
+      <w:lvlText w:val="%5."/>
+      <w:lvlJc w:val="left"/>
+      <w:pPr>
+        <w:tabs>
+          <w:tab w:val="num" w:pos="3600"/>
+        </w:tabs>
+        <w:ind w:left="3600" w:hanging="360"/>
+      </w:pPr>
+    </w:lvl>
+    <w:lvl w:ilvl="5" w:tentative="1">
+      <w:start w:val="1"/>
+      <w:numFmt w:val="decimal"/>
+      <w:lvlText w:val="%6."/>
+      <w:lvlJc w:val="left"/>
+      <w:pPr>
+        <w:tabs>
+          <w:tab w:val="num" w:pos="4320"/>
+        </w:tabs>
+        <w:ind w:left="4320" w:hanging="360"/>
+      </w:pPr>
+    </w:lvl>
+    <w:lvl w:ilvl="6" w:tentative="1">
+      <w:start w:val="1"/>
+      <w:numFmt w:val="decimal"/>
+      <w:lvlText w:val="%7."/>
+      <w:lvlJc w:val="left"/>
+      <w:pPr>
+        <w:tabs>
+          <w:tab w:val="num" w:pos="5040"/>
+        </w:tabs>
+        <w:ind w:left="5040" w:hanging="360"/>
+      </w:pPr>
+    </w:lvl>
+    <w:lvl w:ilvl="7" w:tentative="1">
+      <w:start w:val="1"/>
+      <w:numFmt w:val="decimal"/>
+      <w:lvlText w:val="%8."/>
+      <w:lvlJc w:val="left"/>
+      <w:pPr>
+        <w:tabs>
+          <w:tab w:val="num" w:pos="5760"/>
+        </w:tabs>
+        <w:ind w:left="5760" w:hanging="360"/>
+      </w:pPr>
+    </w:lvl>
+    <w:lvl w:ilvl="8" w:tentative="1">
+      <w:start w:val="1"/>
+      <w:numFmt w:val="decimal"/>
+      <w:lvlText w:val="%9."/>
+      <w:lvlJc w:val="left"/>
+      <w:pPr>
+        <w:tabs>
+          <w:tab w:val="num" w:pos="6480"/>
+        </w:tabs>
+        <w:ind w:left="6480" w:hanging="360"/>
+      </w:pPr>
+    </w:lvl>
+  </w:abstractNum>
+  <w:abstractNum w:abstractNumId="12" w15:restartNumberingAfterBreak="0">
     <w:nsid w:val="43B776BD"/>
     <w:multiLevelType w:val="multilevel"/>
     <w:tmpl w:val="E05004B6"/>
@@ -12992,7 +15454,120 @@
       </w:rPr>
     </w:lvl>
   </w:abstractNum>
-  <w:abstractNum w:abstractNumId="11" w15:restartNumberingAfterBreak="0">
+  <w:abstractNum w:abstractNumId="13" w15:restartNumberingAfterBreak="0">
+    <w:nsid w:val="442331EE"/>
+    <w:multiLevelType w:val="multilevel"/>
+    <w:tmpl w:val="573A9C8C"/>
+    <w:lvl w:ilvl="0">
+      <w:start w:val="1"/>
+      <w:numFmt w:val="decimal"/>
+      <w:lvlText w:val="%1."/>
+      <w:lvlJc w:val="left"/>
+      <w:pPr>
+        <w:tabs>
+          <w:tab w:val="num" w:pos="720"/>
+        </w:tabs>
+        <w:ind w:left="720" w:hanging="360"/>
+      </w:pPr>
+    </w:lvl>
+    <w:lvl w:ilvl="1" w:tentative="1">
+      <w:start w:val="1"/>
+      <w:numFmt w:val="decimal"/>
+      <w:lvlText w:val="%2."/>
+      <w:lvlJc w:val="left"/>
+      <w:pPr>
+        <w:tabs>
+          <w:tab w:val="num" w:pos="1440"/>
+        </w:tabs>
+        <w:ind w:left="1440" w:hanging="360"/>
+      </w:pPr>
+    </w:lvl>
+    <w:lvl w:ilvl="2" w:tentative="1">
+      <w:start w:val="1"/>
+      <w:numFmt w:val="decimal"/>
+      <w:lvlText w:val="%3."/>
+      <w:lvlJc w:val="left"/>
+      <w:pPr>
+        <w:tabs>
+          <w:tab w:val="num" w:pos="2160"/>
+        </w:tabs>
+        <w:ind w:left="2160" w:hanging="360"/>
+      </w:pPr>
+    </w:lvl>
+    <w:lvl w:ilvl="3" w:tentative="1">
+      <w:start w:val="1"/>
+      <w:numFmt w:val="decimal"/>
+      <w:lvlText w:val="%4."/>
+      <w:lvlJc w:val="left"/>
+      <w:pPr>
+        <w:tabs>
+          <w:tab w:val="num" w:pos="2880"/>
+        </w:tabs>
+        <w:ind w:left="2880" w:hanging="360"/>
+      </w:pPr>
+    </w:lvl>
+    <w:lvl w:ilvl="4" w:tentative="1">
+      <w:start w:val="1"/>
+      <w:numFmt w:val="decimal"/>
+      <w:lvlText w:val="%5."/>
+      <w:lvlJc w:val="left"/>
+      <w:pPr>
+        <w:tabs>
+          <w:tab w:val="num" w:pos="3600"/>
+        </w:tabs>
+        <w:ind w:left="3600" w:hanging="360"/>
+      </w:pPr>
+    </w:lvl>
+    <w:lvl w:ilvl="5" w:tentative="1">
+      <w:start w:val="1"/>
+      <w:numFmt w:val="decimal"/>
+      <w:lvlText w:val="%6."/>
+      <w:lvlJc w:val="left"/>
+      <w:pPr>
+        <w:tabs>
+          <w:tab w:val="num" w:pos="4320"/>
+        </w:tabs>
+        <w:ind w:left="4320" w:hanging="360"/>
+      </w:pPr>
+    </w:lvl>
+    <w:lvl w:ilvl="6" w:tentative="1">
+      <w:start w:val="1"/>
+      <w:numFmt w:val="decimal"/>
+      <w:lvlText w:val="%7."/>
+      <w:lvlJc w:val="left"/>
+      <w:pPr>
+        <w:tabs>
+          <w:tab w:val="num" w:pos="5040"/>
+        </w:tabs>
+        <w:ind w:left="5040" w:hanging="360"/>
+      </w:pPr>
+    </w:lvl>
+    <w:lvl w:ilvl="7" w:tentative="1">
+      <w:start w:val="1"/>
+      <w:numFmt w:val="decimal"/>
+      <w:lvlText w:val="%8."/>
+      <w:lvlJc w:val="left"/>
+      <w:pPr>
+        <w:tabs>
+          <w:tab w:val="num" w:pos="5760"/>
+        </w:tabs>
+        <w:ind w:left="5760" w:hanging="360"/>
+      </w:pPr>
+    </w:lvl>
+    <w:lvl w:ilvl="8" w:tentative="1">
+      <w:start w:val="1"/>
+      <w:numFmt w:val="decimal"/>
+      <w:lvlText w:val="%9."/>
+      <w:lvlJc w:val="left"/>
+      <w:pPr>
+        <w:tabs>
+          <w:tab w:val="num" w:pos="6480"/>
+        </w:tabs>
+        <w:ind w:left="6480" w:hanging="360"/>
+      </w:pPr>
+    </w:lvl>
+  </w:abstractNum>
+  <w:abstractNum w:abstractNumId="14" w15:restartNumberingAfterBreak="0">
     <w:nsid w:val="45A463DF"/>
     <w:multiLevelType w:val="multilevel"/>
     <w:tmpl w:val="1A5825FC"/>
@@ -13133,7 +15708,156 @@
       </w:rPr>
     </w:lvl>
   </w:abstractNum>
-  <w:abstractNum w:abstractNumId="12" w15:restartNumberingAfterBreak="0">
+  <w:abstractNum w:abstractNumId="15" w15:restartNumberingAfterBreak="0">
+    <w:nsid w:val="4E537E7F"/>
+    <w:multiLevelType w:val="multilevel"/>
+    <w:tmpl w:val="55C83968"/>
+    <w:lvl w:ilvl="0">
+      <w:start w:val="1"/>
+      <w:numFmt w:val="bullet"/>
+      <w:lvlText w:val=""/>
+      <w:lvlJc w:val="left"/>
+      <w:pPr>
+        <w:tabs>
+          <w:tab w:val="num" w:pos="1080"/>
+        </w:tabs>
+        <w:ind w:left="1080" w:hanging="360"/>
+      </w:pPr>
+      <w:rPr>
+        <w:rFonts w:ascii="Symbol" w:hAnsi="Symbol" w:hint="default"/>
+        <w:sz w:val="20"/>
+      </w:rPr>
+    </w:lvl>
+    <w:lvl w:ilvl="1" w:tentative="1">
+      <w:start w:val="1"/>
+      <w:numFmt w:val="bullet"/>
+      <w:lvlText w:val="o"/>
+      <w:lvlJc w:val="left"/>
+      <w:pPr>
+        <w:tabs>
+          <w:tab w:val="num" w:pos="1800"/>
+        </w:tabs>
+        <w:ind w:left="1800" w:hanging="360"/>
+      </w:pPr>
+      <w:rPr>
+        <w:rFonts w:ascii="Courier New" w:hAnsi="Courier New" w:hint="default"/>
+        <w:sz w:val="20"/>
+      </w:rPr>
+    </w:lvl>
+    <w:lvl w:ilvl="2" w:tentative="1">
+      <w:start w:val="1"/>
+      <w:numFmt w:val="bullet"/>
+      <w:lvlText w:val=""/>
+      <w:lvlJc w:val="left"/>
+      <w:pPr>
+        <w:tabs>
+          <w:tab w:val="num" w:pos="2520"/>
+        </w:tabs>
+        <w:ind w:left="2520" w:hanging="360"/>
+      </w:pPr>
+      <w:rPr>
+        <w:rFonts w:ascii="Wingdings" w:hAnsi="Wingdings" w:hint="default"/>
+        <w:sz w:val="20"/>
+      </w:rPr>
+    </w:lvl>
+    <w:lvl w:ilvl="3" w:tentative="1">
+      <w:start w:val="1"/>
+      <w:numFmt w:val="bullet"/>
+      <w:lvlText w:val=""/>
+      <w:lvlJc w:val="left"/>
+      <w:pPr>
+        <w:tabs>
+          <w:tab w:val="num" w:pos="3240"/>
+        </w:tabs>
+        <w:ind w:left="3240" w:hanging="360"/>
+      </w:pPr>
+      <w:rPr>
+        <w:rFonts w:ascii="Wingdings" w:hAnsi="Wingdings" w:hint="default"/>
+        <w:sz w:val="20"/>
+      </w:rPr>
+    </w:lvl>
+    <w:lvl w:ilvl="4" w:tentative="1">
+      <w:start w:val="1"/>
+      <w:numFmt w:val="bullet"/>
+      <w:lvlText w:val=""/>
+      <w:lvlJc w:val="left"/>
+      <w:pPr>
+        <w:tabs>
+          <w:tab w:val="num" w:pos="3960"/>
+        </w:tabs>
+        <w:ind w:left="3960" w:hanging="360"/>
+      </w:pPr>
+      <w:rPr>
+        <w:rFonts w:ascii="Wingdings" w:hAnsi="Wingdings" w:hint="default"/>
+        <w:sz w:val="20"/>
+      </w:rPr>
+    </w:lvl>
+    <w:lvl w:ilvl="5" w:tentative="1">
+      <w:start w:val="1"/>
+      <w:numFmt w:val="bullet"/>
+      <w:lvlText w:val=""/>
+      <w:lvlJc w:val="left"/>
+      <w:pPr>
+        <w:tabs>
+          <w:tab w:val="num" w:pos="4680"/>
+        </w:tabs>
+        <w:ind w:left="4680" w:hanging="360"/>
+      </w:pPr>
+      <w:rPr>
+        <w:rFonts w:ascii="Wingdings" w:hAnsi="Wingdings" w:hint="default"/>
+        <w:sz w:val="20"/>
+      </w:rPr>
+    </w:lvl>
+    <w:lvl w:ilvl="6" w:tentative="1">
+      <w:start w:val="1"/>
+      <w:numFmt w:val="bullet"/>
+      <w:lvlText w:val=""/>
+      <w:lvlJc w:val="left"/>
+      <w:pPr>
+        <w:tabs>
+          <w:tab w:val="num" w:pos="5400"/>
+        </w:tabs>
+        <w:ind w:left="5400" w:hanging="360"/>
+      </w:pPr>
+      <w:rPr>
+        <w:rFonts w:ascii="Wingdings" w:hAnsi="Wingdings" w:hint="default"/>
+        <w:sz w:val="20"/>
+      </w:rPr>
+    </w:lvl>
+    <w:lvl w:ilvl="7" w:tentative="1">
+      <w:start w:val="1"/>
+      <w:numFmt w:val="bullet"/>
+      <w:lvlText w:val=""/>
+      <w:lvlJc w:val="left"/>
+      <w:pPr>
+        <w:tabs>
+          <w:tab w:val="num" w:pos="6120"/>
+        </w:tabs>
+        <w:ind w:left="6120" w:hanging="360"/>
+      </w:pPr>
+      <w:rPr>
+        <w:rFonts w:ascii="Wingdings" w:hAnsi="Wingdings" w:hint="default"/>
+        <w:sz w:val="20"/>
+      </w:rPr>
+    </w:lvl>
+    <w:lvl w:ilvl="8" w:tentative="1">
+      <w:start w:val="1"/>
+      <w:numFmt w:val="bullet"/>
+      <w:lvlText w:val=""/>
+      <w:lvlJc w:val="left"/>
+      <w:pPr>
+        <w:tabs>
+          <w:tab w:val="num" w:pos="6840"/>
+        </w:tabs>
+        <w:ind w:left="6840" w:hanging="360"/>
+      </w:pPr>
+      <w:rPr>
+        <w:rFonts w:ascii="Wingdings" w:hAnsi="Wingdings" w:hint="default"/>
+        <w:sz w:val="20"/>
+      </w:rPr>
+    </w:lvl>
+  </w:abstractNum>
+  <w:abstractNum w:abstractNumId="16" w15:restartNumberingAfterBreak="0">
     <w:nsid w:val="546453EC"/>
     <w:multiLevelType w:val="multilevel"/>
     <w:tmpl w:val="B6F462F0"/>
@@ -13282,7 +16006,7 @@
       </w:rPr>
     </w:lvl>
   </w:abstractNum>
-  <w:abstractNum w:abstractNumId="13" w15:restartNumberingAfterBreak="0">
+  <w:abstractNum w:abstractNumId="17" w15:restartNumberingAfterBreak="0">
     <w:nsid w:val="670A31E5"/>
     <w:multiLevelType w:val="hybridMultilevel"/>
     <w:tmpl w:val="677EE0A2"/>
@@ -13371,7 +16095,7 @@
       </w:pPr>
     </w:lvl>
   </w:abstractNum>
-  <w:abstractNum w:abstractNumId="14" w15:restartNumberingAfterBreak="0">
+  <w:abstractNum w:abstractNumId="18" w15:restartNumberingAfterBreak="0">
     <w:nsid w:val="738C0B58"/>
     <w:multiLevelType w:val="multilevel"/>
     <w:tmpl w:val="B9E4DC58"/>
@@ -13520,7 +16244,7 @@
       </w:rPr>
     </w:lvl>
   </w:abstractNum>
-  <w:abstractNum w:abstractNumId="15" w15:restartNumberingAfterBreak="0">
+  <w:abstractNum w:abstractNumId="19" w15:restartNumberingAfterBreak="0">
     <w:nsid w:val="75994C67"/>
     <w:multiLevelType w:val="hybridMultilevel"/>
     <w:tmpl w:val="9C18AD96"/>
@@ -13632,7 +16356,7 @@
       </w:rPr>
     </w:lvl>
   </w:abstractNum>
-  <w:abstractNum w:abstractNumId="16" w15:restartNumberingAfterBreak="0">
+  <w:abstractNum w:abstractNumId="20" w15:restartNumberingAfterBreak="0">
     <w:nsid w:val="7E6B2BF3"/>
     <w:multiLevelType w:val="multilevel"/>
     <w:tmpl w:val="72824592"/>
@@ -13784,7 +16508,7 @@
     <w:abstractNumId w:val="6"/>
   </w:num>
   <w:num w:numId="3" w16cid:durableId="1208682010">
-    <w:abstractNumId w:val="16"/>
+    <w:abstractNumId w:val="20"/>
   </w:num>
   <w:num w:numId="4" w16cid:durableId="1242451985">
     <w:abstractNumId w:val="5"/>
@@ -13796,37 +16520,49 @@
     <w:abstractNumId w:val="0"/>
   </w:num>
   <w:num w:numId="7" w16cid:durableId="916133601">
-    <w:abstractNumId w:val="9"/>
+    <w:abstractNumId w:val="10"/>
   </w:num>
   <w:num w:numId="8" w16cid:durableId="600721021">
-    <w:abstractNumId w:val="15"/>
+    <w:abstractNumId w:val="19"/>
   </w:num>
   <w:num w:numId="9" w16cid:durableId="1451893136">
     <w:abstractNumId w:val="1"/>
   </w:num>
   <w:num w:numId="10" w16cid:durableId="1676616315">
-    <w:abstractNumId w:val="11"/>
+    <w:abstractNumId w:val="14"/>
   </w:num>
   <w:num w:numId="11" w16cid:durableId="1545290881">
-    <w:abstractNumId w:val="14"/>
+    <w:abstractNumId w:val="18"/>
   </w:num>
   <w:num w:numId="12" w16cid:durableId="284509128">
-    <w:abstractNumId w:val="10"/>
+    <w:abstractNumId w:val="12"/>
   </w:num>
   <w:num w:numId="13" w16cid:durableId="534124470">
     <w:abstractNumId w:val="4"/>
   </w:num>
   <w:num w:numId="14" w16cid:durableId="145048704">
-    <w:abstractNumId w:val="12"/>
+    <w:abstractNumId w:val="16"/>
   </w:num>
   <w:num w:numId="15" w16cid:durableId="1828935082">
-    <w:abstractNumId w:val="13"/>
+    <w:abstractNumId w:val="17"/>
   </w:num>
   <w:num w:numId="16" w16cid:durableId="639849325">
     <w:abstractNumId w:val="3"/>
   </w:num>
   <w:num w:numId="17" w16cid:durableId="1671785623">
+    <w:abstractNumId w:val="9"/>
+  </w:num>
+  <w:num w:numId="18" w16cid:durableId="364794437">
+    <w:abstractNumId w:val="13"/>
+  </w:num>
+  <w:num w:numId="19" w16cid:durableId="853148425">
+    <w:abstractNumId w:val="11"/>
+  </w:num>
+  <w:num w:numId="20" w16cid:durableId="56905749">
     <w:abstractNumId w:val="8"/>
+  </w:num>
+  <w:num w:numId="21" w16cid:durableId="1521966090">
+    <w:abstractNumId w:val="15"/>
   </w:num>
 </w:numbering>
 </file>
